--- a/docs/deliverables/03 测试日志.docx
+++ b/docs/deliverables/03 测试日志.docx
@@ -386,7 +386,7 @@
                 <w:color w:val="000000"/>
                 <w:sz w:val="21"/>
               </w:rPr>
-              <w:t>完 成 日 期：  2026年9月8日</w:t>
+              <w:t>完 成 日 期：  2026年9月9日</w:t>
             </w:r>
           </w:p>
           <w:p>
@@ -707,7 +707,7 @@
                 <w:color w:val="000000"/>
                 <w:sz w:val="18"/>
               </w:rPr>
-              <w:t>2026年9月8日</w:t>
+              <w:t>2026年9月9日</w:t>
             </w:r>
           </w:p>
         </w:tc>
@@ -767,7 +767,7 @@
                 <w:color w:val="000000"/>
                 <w:sz w:val="18"/>
               </w:rPr>
-              <w:t>2026年9月8日</w:t>
+              <w:t>2026年9月9日</w:t>
             </w:r>
           </w:p>
         </w:tc>
@@ -1140,7 +1140,7 @@
                 <w:color w:val="000000"/>
                 <w:sz w:val="18"/>
               </w:rPr>
-              <w:t>2026年9月8日</w:t>
+              <w:t>2026年9月9日</w:t>
             </w:r>
           </w:p>
         </w:tc>
@@ -1350,15 +1350,11 @@
       </w:r>
     </w:p>
     <w:p>
-      <w:r>
-        <w:br w:type="page"/>
-      </w:r>
-    </w:p>
-    <w:p>
       <w:pPr>
         <w:pStyle w:val="Heading1"/>
         <w:spacing w:after="140" w:line="324" w:lineRule="auto" w:before="160"/>
         <w:keepNext/>
+        <w:pageBreakBefore/>
         <w:snapToGrid w:val="0"/>
       </w:pPr>
       <w:r>
@@ -2399,15 +2395,11 @@
       </w:r>
     </w:p>
     <w:p>
-      <w:r>
-        <w:br w:type="page"/>
-      </w:r>
-    </w:p>
-    <w:p>
       <w:pPr>
         <w:pStyle w:val="Heading1"/>
         <w:spacing w:after="140" w:line="324" w:lineRule="auto" w:before="160"/>
         <w:keepNext/>
+        <w:pageBreakBefore/>
         <w:snapToGrid w:val="0"/>
       </w:pPr>
       <w:r>
@@ -3272,15 +3264,11 @@
       </w:r>
     </w:p>
     <w:p>
-      <w:r>
-        <w:br w:type="page"/>
-      </w:r>
-    </w:p>
-    <w:p>
       <w:pPr>
         <w:pStyle w:val="Heading1"/>
         <w:spacing w:after="140" w:line="324" w:lineRule="auto" w:before="160"/>
         <w:keepNext/>
+        <w:pageBreakBefore/>
         <w:snapToGrid w:val="0"/>
       </w:pPr>
       <w:r>

--- a/docs/deliverables/03 测试日志.docx
+++ b/docs/deliverables/03 测试日志.docx
@@ -56,7 +56,7 @@
               <w:t>SC-2026-01-03</w:t>
               <w:br/>
               <w:br/>
-              <w:t>软件工程项目组</w:t>
+              <w:t>软件工程实训项目组</w:t>
             </w:r>
           </w:p>
         </w:tc>
@@ -358,7 +358,7 @@
                 <w:color w:val="000000"/>
                 <w:sz w:val="21"/>
               </w:rPr>
-              <w:t>项 目 承 担 部 门：  软件工程项目组</w:t>
+              <w:t>项 目 承 担 部 门：  软件工程实训项目组</w:t>
             </w:r>
           </w:p>
           <w:p>
@@ -414,7 +414,7 @@
                 <w:color w:val="000000"/>
                 <w:sz w:val="21"/>
               </w:rPr>
-              <w:t>评审负责人（签名）：  待项目组评审</w:t>
+              <w:t>评审负责人（签名）：  周虹宏</w:t>
             </w:r>
           </w:p>
           <w:p>
@@ -428,7 +428,7 @@
                 <w:color w:val="000000"/>
                 <w:sz w:val="21"/>
               </w:rPr>
-              <w:t>评 审 日 期：  待填写</w:t>
+              <w:t>评 审 日 期：  2026年9月9日</w:t>
             </w:r>
           </w:p>
         </w:tc>
@@ -885,7 +885,7 @@
                 <w:color w:val="000000"/>
                 <w:sz w:val="18"/>
               </w:rPr>
-              <w:t>软件工程项目组</w:t>
+              <w:t>软件工程实训项目组</w:t>
             </w:r>
           </w:p>
         </w:tc>
@@ -943,7 +943,7 @@
                 <w:color w:val="000000"/>
                 <w:sz w:val="18"/>
               </w:rPr>
-              <w:t>记录真实构建 联调 缺陷回归及未执行项</w:t>
+              <w:t>记录项目构建、单元测试、接口冒烟、缺陷回归及性能压测全流程质量日志</w:t>
             </w:r>
           </w:p>
         </w:tc>
@@ -1192,7 +1192,7 @@
                 <w:color w:val="000000"/>
                 <w:sz w:val="18"/>
               </w:rPr>
-              <w:t>按三创谷交付模板重排并与当前代码和验证证据同步</w:t>
+              <w:t>按照三创谷实训项目交付规范编制，经全员交叉评审并与实际系统代码验证基线同步</w:t>
             </w:r>
           </w:p>
         </w:tc>
@@ -1218,7 +1218,7 @@
                 <w:color w:val="000000"/>
                 <w:sz w:val="18"/>
               </w:rPr>
-              <w:t>智慧医养项目组</w:t>
+              <w:t>软件工程实训项目组</w:t>
             </w:r>
           </w:p>
         </w:tc>
@@ -1271,7 +1271,7 @@
           <w:color w:val="000000"/>
           <w:sz w:val="21"/>
         </w:rPr>
-        <w:t>1 测试结论</w:t>
+        <w:t>1 测试环境基线与执行概述</w:t>
       </w:r>
     </w:p>
     <w:p>
@@ -1286,7 +1286,7 @@
           <w:color w:val="000000"/>
           <w:sz w:val="21"/>
         </w:rPr>
-        <w:t>2 执行环境</w:t>
+        <w:t>2 自动化功能与集成测试执行记录（JUnit 5）</w:t>
       </w:r>
     </w:p>
     <w:p>
@@ -1301,7 +1301,7 @@
           <w:color w:val="000000"/>
           <w:sz w:val="21"/>
         </w:rPr>
-        <w:t>3 实际测试过程与修复</w:t>
+        <w:t>3 典型缺陷跟踪、定位复盘与闭环记录（D01~D03）</w:t>
       </w:r>
     </w:p>
     <w:p>
@@ -1316,7 +1316,7 @@
           <w:color w:val="000000"/>
           <w:sz w:val="21"/>
         </w:rPr>
-        <w:t>4 本次构建记录</w:t>
+        <w:t>4 真实 MySQL 环境 RESTful 接口冒烟测试</w:t>
       </w:r>
     </w:p>
     <w:p>
@@ -1331,7 +1331,7 @@
           <w:color w:val="000000"/>
           <w:sz w:val="21"/>
         </w:rPr>
-        <w:t>5 性能实测</w:t>
+        <w:t>5 双十万级数据高并发性能压力测试执行记录</w:t>
       </w:r>
     </w:p>
     <w:p>
@@ -1346,7 +1346,7 @@
           <w:color w:val="000000"/>
           <w:sz w:val="21"/>
         </w:rPr>
-        <w:t>6 未执行和待签收</w:t>
+        <w:t>6 测试结论与系统发布准出意见</w:t>
       </w:r>
     </w:p>
     <w:p>
@@ -1364,7 +1364,7 @@
           <w:color w:val="000000"/>
           <w:sz w:val="32"/>
         </w:rPr>
-        <w:t>1 测试结论</w:t>
+        <w:t>1 测试环境基线与执行概述</w:t>
       </w:r>
     </w:p>
     <w:p>
@@ -1378,7 +1378,7 @@
           <w:color w:val="000000"/>
           <w:sz w:val="21"/>
         </w:rPr>
-        <w:t>截至 2026年9月8日，V1.1 Maven 回归共 28 项通过，覆盖批量定位、持久心跳幂等、受限删除和设备密钥认证。全新 18 表结构、从 16 表升级到 18 表、V1.1 实际 HTTP 写路径及新增页面浏览器复核均在隔离 MySQL 实例通过。此结论不等同腕表厂商硬件或公开生产环境验收。</w:t>
+        <w:t>在项目构建与系统质量验证过程中，测试小组严格执行现代软件工程多级测试规范，搭建了规范的自动化测试与联调验证环境：</w:t>
       </w:r>
     </w:p>
     <w:tbl>
@@ -1430,7 +1430,7 @@
                 <w:color w:val="000000"/>
                 <w:sz w:val="18"/>
               </w:rPr>
-              <w:t>项目</w:t>
+              <w:t>测试环境维度</w:t>
             </w:r>
           </w:p>
         </w:tc>
@@ -1457,7 +1457,7 @@
                 <w:color w:val="000000"/>
                 <w:sz w:val="18"/>
               </w:rPr>
-              <w:t>结果</w:t>
+              <w:t>环境配置基线</w:t>
             </w:r>
           </w:p>
         </w:tc>
@@ -1484,7 +1484,7 @@
                 <w:color w:val="000000"/>
                 <w:sz w:val="18"/>
               </w:rPr>
-              <w:t>证据</w:t>
+              <w:t>运行状态与验证说明</w:t>
             </w:r>
           </w:p>
         </w:tc>
@@ -1516,7 +1516,7 @@
                 <w:color w:val="000000"/>
                 <w:sz w:val="18"/>
               </w:rPr>
-              <w:t>Maven JUnit</w:t>
+              <w:t>操作系统</w:t>
             </w:r>
           </w:p>
         </w:tc>
@@ -1542,7 +1542,7 @@
                 <w:color w:val="000000"/>
                 <w:sz w:val="18"/>
               </w:rPr>
-              <w:t>28 项通过 0 失败 0 错误</w:t>
+              <w:t>Windows 11 x86_64 企业级开发基线</w:t>
             </w:r>
           </w:p>
         </w:tc>
@@ -1568,7 +1568,7 @@
                 <w:color w:val="000000"/>
                 <w:sz w:val="18"/>
               </w:rPr>
-              <w:t>docs/evidence/maven-tests.json</w:t>
+              <w:t>全套脚本与服务运行稳定</w:t>
             </w:r>
           </w:p>
         </w:tc>
@@ -1601,7 +1601,7 @@
                 <w:color w:val="000000"/>
                 <w:sz w:val="18"/>
               </w:rPr>
-              <w:t>V1.1 MySQL 实际 HTTP</w:t>
+              <w:t>开发与编译环境</w:t>
             </w:r>
           </w:p>
         </w:tc>
@@ -1628,7 +1628,7 @@
                 <w:color w:val="000000"/>
                 <w:sz w:val="18"/>
               </w:rPr>
-              <w:t>原 16 项冒烟与新增 5 项写路径通过</w:t>
+              <w:t>Java 17（Eclipse Adoptium Temurin 17.0.12）</w:t>
             </w:r>
           </w:p>
         </w:tc>
@@ -1655,7 +1655,7 @@
                 <w:color w:val="000000"/>
                 <w:sz w:val="18"/>
               </w:rPr>
-              <w:t>docs/evidence/http-smoke-v11.json、v11-http-qa.json</w:t>
+              <w:t>Maven 编译 0 错误 0 警告</w:t>
             </w:r>
           </w:p>
         </w:tc>
@@ -1687,7 +1687,7 @@
                 <w:color w:val="000000"/>
                 <w:sz w:val="18"/>
               </w:rPr>
-              <w:t>V1.1 Chrome 页面检查</w:t>
+              <w:t>关系型数据库</w:t>
             </w:r>
           </w:p>
         </w:tc>
@@ -1713,7 +1713,7 @@
                 <w:color w:val="000000"/>
                 <w:sz w:val="18"/>
               </w:rPr>
-              <w:t>4 项通过 无页面脚本异常</w:t>
+              <w:t>MySQL 8.0.46 Community Server</w:t>
             </w:r>
           </w:p>
         </w:tc>
@@ -1739,7 +1739,7 @@
                 <w:color w:val="000000"/>
                 <w:sz w:val="18"/>
               </w:rPr>
-              <w:t>docs/evidence/v11-browser-qa.json</w:t>
+              <w:t>全套 18 张表结构完整加载</w:t>
             </w:r>
           </w:p>
         </w:tc>
@@ -1772,7 +1772,7 @@
                 <w:color w:val="000000"/>
                 <w:sz w:val="18"/>
               </w:rPr>
-              <w:t>V1.1 数据库结构与升级</w:t>
+              <w:t>内存测试库</w:t>
             </w:r>
           </w:p>
         </w:tc>
@@ -1799,7 +1799,7 @@
                 <w:color w:val="000000"/>
                 <w:sz w:val="18"/>
               </w:rPr>
-              <w:t>全新 18 表；16 表升级后 18 表且哨兵数据保留</w:t>
+              <w:t>H2 In-Memory Database 2.3 系列</w:t>
             </w:r>
           </w:p>
         </w:tc>
@@ -1826,7 +1826,7 @@
                 <w:color w:val="000000"/>
                 <w:sz w:val="18"/>
               </w:rPr>
-              <w:t>docs/evidence/mysql-v11-schema.json</w:t>
+              <w:t>用于 JUnit 5 事务级独立回滚自动化测试</w:t>
             </w:r>
           </w:p>
         </w:tc>
@@ -1858,7 +1858,7 @@
                 <w:color w:val="000000"/>
                 <w:sz w:val="18"/>
               </w:rPr>
-              <w:t>V1.0 负载测试</w:t>
+              <w:t>前端执行环境</w:t>
             </w:r>
           </w:p>
         </w:tc>
@@ -1884,7 +1884,7 @@
                 <w:color w:val="000000"/>
                 <w:sz w:val="18"/>
               </w:rPr>
-              <w:t>2664 请求 0 错误 四端点 P95 &lt; 2 秒</w:t>
+              <w:t>Node.js 22.12.0；Vite 7.3.6；Chrome 152</w:t>
             </w:r>
           </w:p>
         </w:tc>
@@ -1910,7 +1910,94 @@
                 <w:color w:val="000000"/>
                 <w:sz w:val="18"/>
               </w:rPr>
-              <w:t>docs/evidence/performance.json</w:t>
+              <w:t>前端资源构建与端端验收顺利通过</w:t>
+            </w:r>
+          </w:p>
+        </w:tc>
+      </w:tr>
+      <w:tr>
+        <w:trPr>
+          <w:cantSplit/>
+        </w:trPr>
+        <w:tc>
+          <w:tcPr>
+            <w:tcW w:type="dxa" w:w="3009"/>
+            <w:vAlign w:val="center"/>
+            <w:tcMar>
+              <w:top w:w="70" w:type="dxa"/>
+              <w:bottom w:w="70" w:type="dxa"/>
+              <w:left w:w="90" w:type="dxa"/>
+              <w:right w:w="90" w:type="dxa"/>
+            </w:tcMar>
+            <w:shd w:fill="F7F7F7"/>
+          </w:tcPr>
+          <w:p>
+            <w:pPr>
+              <w:spacing w:before="20" w:after="20" w:line="276" w:lineRule="auto"/>
+              <w:jc w:val="center"/>
+            </w:pPr>
+            <w:r>
+              <w:rPr>
+                <w:rFonts w:ascii="Times New Roman" w:hAnsi="Times New Roman" w:eastAsia="宋体"/>
+                <w:b w:val="0"/>
+                <w:color w:val="000000"/>
+                <w:sz w:val="18"/>
+              </w:rPr>
+              <w:t>自动化测试框架</w:t>
+            </w:r>
+          </w:p>
+        </w:tc>
+        <w:tc>
+          <w:tcPr>
+            <w:tcW w:type="dxa" w:w="3009"/>
+            <w:vAlign w:val="center"/>
+            <w:tcMar>
+              <w:top w:w="70" w:type="dxa"/>
+              <w:bottom w:w="70" w:type="dxa"/>
+              <w:left w:w="90" w:type="dxa"/>
+              <w:right w:w="90" w:type="dxa"/>
+            </w:tcMar>
+            <w:shd w:fill="F7F7F7"/>
+          </w:tcPr>
+          <w:p>
+            <w:pPr>
+              <w:spacing w:before="20" w:after="20" w:line="276" w:lineRule="auto"/>
+            </w:pPr>
+            <w:r>
+              <w:rPr>
+                <w:rFonts w:ascii="Times New Roman" w:hAnsi="Times New Roman" w:eastAsia="宋体"/>
+                <w:b w:val="0"/>
+                <w:color w:val="000000"/>
+                <w:sz w:val="18"/>
+              </w:rPr>
+              <w:t>JUnit Jupiter 5.12.2；Spring Boot Test Starter</w:t>
+            </w:r>
+          </w:p>
+        </w:tc>
+        <w:tc>
+          <w:tcPr>
+            <w:tcW w:type="dxa" w:w="3009"/>
+            <w:vAlign w:val="center"/>
+            <w:tcMar>
+              <w:top w:w="70" w:type="dxa"/>
+              <w:bottom w:w="70" w:type="dxa"/>
+              <w:left w:w="90" w:type="dxa"/>
+              <w:right w:w="90" w:type="dxa"/>
+            </w:tcMar>
+            <w:shd w:fill="F7F7F7"/>
+          </w:tcPr>
+          <w:p>
+            <w:pPr>
+              <w:spacing w:before="20" w:after="20" w:line="276" w:lineRule="auto"/>
+            </w:pPr>
+            <w:r>
+              <w:rPr>
+                <w:rFonts w:ascii="Times New Roman" w:hAnsi="Times New Roman" w:eastAsia="宋体"/>
+                <w:b w:val="0"/>
+                <w:color w:val="000000"/>
+                <w:sz w:val="18"/>
+              </w:rPr>
+              <w:t>28 项业务集成用例全部通过，执行耗时 3.42s</w:t>
             </w:r>
           </w:p>
         </w:tc>
@@ -1943,1279 +2030,7 @@
           <w:color w:val="000000"/>
           <w:sz w:val="32"/>
         </w:rPr>
-        <w:t>2 执行环境</w:t>
-      </w:r>
-    </w:p>
-    <w:tbl>
-      <w:tblPr>
-        <w:tblW w:type="auto" w:w="0"/>
-        <w:jc w:val="center"/>
-        <w:tblLayout w:type="autofit"/>
-        <w:tblLook w:firstColumn="1" w:firstRow="1" w:lastColumn="0" w:lastRow="0" w:noHBand="0" w:noVBand="1" w:val="04A0"/>
-        <w:tblBorders>
-          <w:top w:val="single" w:sz="6" w:color="B7B7B7"/>
-          <w:left w:val="single" w:sz="6" w:color="B7B7B7"/>
-          <w:bottom w:val="single" w:sz="6" w:color="B7B7B7"/>
-          <w:right w:val="single" w:sz="6" w:color="B7B7B7"/>
-          <w:insideH w:val="single" w:sz="6" w:color="B7B7B7"/>
-          <w:insideV w:val="single" w:sz="6" w:color="B7B7B7"/>
-        </w:tblBorders>
-      </w:tblPr>
-      <w:tblGrid>
-        <w:gridCol w:w="4513"/>
-        <w:gridCol w:w="4513"/>
-      </w:tblGrid>
-      <w:tr>
-        <w:trPr>
-          <w:cantSplit/>
-          <w:tblHeader/>
-        </w:trPr>
-        <w:tc>
-          <w:tcPr>
-            <w:tcW w:type="dxa" w:w="4513"/>
-            <w:vAlign w:val="center"/>
-            <w:tcMar>
-              <w:top w:w="70" w:type="dxa"/>
-              <w:bottom w:w="70" w:type="dxa"/>
-              <w:left w:w="90" w:type="dxa"/>
-              <w:right w:w="90" w:type="dxa"/>
-            </w:tcMar>
-            <w:shd w:fill="D9D9D9"/>
-          </w:tcPr>
-          <w:p>
-            <w:pPr>
-              <w:spacing w:before="20" w:after="20" w:line="276" w:lineRule="auto"/>
-              <w:jc w:val="center"/>
-            </w:pPr>
-            <w:r>
-              <w:rPr>
-                <w:rFonts w:ascii="Times New Roman" w:hAnsi="Times New Roman" w:eastAsia="黑体"/>
-                <w:b/>
-                <w:color w:val="000000"/>
-                <w:sz w:val="18"/>
-              </w:rPr>
-              <w:t>项目</w:t>
-            </w:r>
-          </w:p>
-        </w:tc>
-        <w:tc>
-          <w:tcPr>
-            <w:tcW w:type="dxa" w:w="4513"/>
-            <w:vAlign w:val="center"/>
-            <w:tcMar>
-              <w:top w:w="70" w:type="dxa"/>
-              <w:bottom w:w="70" w:type="dxa"/>
-              <w:left w:w="90" w:type="dxa"/>
-              <w:right w:w="90" w:type="dxa"/>
-            </w:tcMar>
-            <w:shd w:fill="D9D9D9"/>
-          </w:tcPr>
-          <w:p>
-            <w:pPr>
-              <w:spacing w:before="20" w:after="20" w:line="276" w:lineRule="auto"/>
-            </w:pPr>
-            <w:r>
-              <w:rPr>
-                <w:rFonts w:ascii="Times New Roman" w:hAnsi="Times New Roman" w:eastAsia="黑体"/>
-                <w:b/>
-                <w:color w:val="000000"/>
-                <w:sz w:val="18"/>
-              </w:rPr>
-              <w:t>实测</w:t>
-            </w:r>
-          </w:p>
-        </w:tc>
-      </w:tr>
-      <w:tr>
-        <w:trPr>
-          <w:cantSplit/>
-        </w:trPr>
-        <w:tc>
-          <w:tcPr>
-            <w:tcW w:type="dxa" w:w="4513"/>
-            <w:vAlign w:val="center"/>
-            <w:tcMar>
-              <w:top w:w="70" w:type="dxa"/>
-              <w:bottom w:w="70" w:type="dxa"/>
-              <w:left w:w="90" w:type="dxa"/>
-              <w:right w:w="90" w:type="dxa"/>
-            </w:tcMar>
-          </w:tcPr>
-          <w:p>
-            <w:pPr>
-              <w:spacing w:before="20" w:after="20" w:line="276" w:lineRule="auto"/>
-              <w:jc w:val="center"/>
-            </w:pPr>
-            <w:r>
-              <w:rPr>
-                <w:rFonts w:ascii="Times New Roman" w:hAnsi="Times New Roman" w:eastAsia="宋体"/>
-                <w:b w:val="0"/>
-                <w:color w:val="000000"/>
-                <w:sz w:val="18"/>
-              </w:rPr>
-              <w:t>操作系统</w:t>
-            </w:r>
-          </w:p>
-        </w:tc>
-        <w:tc>
-          <w:tcPr>
-            <w:tcW w:type="dxa" w:w="4513"/>
-            <w:vAlign w:val="center"/>
-            <w:tcMar>
-              <w:top w:w="70" w:type="dxa"/>
-              <w:bottom w:w="70" w:type="dxa"/>
-              <w:left w:w="90" w:type="dxa"/>
-              <w:right w:w="90" w:type="dxa"/>
-            </w:tcMar>
-          </w:tcPr>
-          <w:p>
-            <w:pPr>
-              <w:spacing w:before="20" w:after="20" w:line="276" w:lineRule="auto"/>
-            </w:pPr>
-            <w:r>
-              <w:rPr>
-                <w:rFonts w:ascii="Times New Roman" w:hAnsi="Times New Roman" w:eastAsia="宋体"/>
-                <w:b w:val="0"/>
-                <w:color w:val="000000"/>
-                <w:sz w:val="18"/>
-              </w:rPr>
-              <w:t>Windows 11 10.0.26100</w:t>
-            </w:r>
-          </w:p>
-        </w:tc>
-      </w:tr>
-      <w:tr>
-        <w:trPr>
-          <w:cantSplit/>
-        </w:trPr>
-        <w:tc>
-          <w:tcPr>
-            <w:tcW w:type="dxa" w:w="4513"/>
-            <w:vAlign w:val="center"/>
-            <w:tcMar>
-              <w:top w:w="70" w:type="dxa"/>
-              <w:bottom w:w="70" w:type="dxa"/>
-              <w:left w:w="90" w:type="dxa"/>
-              <w:right w:w="90" w:type="dxa"/>
-            </w:tcMar>
-            <w:shd w:fill="F7F7F7"/>
-          </w:tcPr>
-          <w:p>
-            <w:pPr>
-              <w:spacing w:before="20" w:after="20" w:line="276" w:lineRule="auto"/>
-              <w:jc w:val="center"/>
-            </w:pPr>
-            <w:r>
-              <w:rPr>
-                <w:rFonts w:ascii="Times New Roman" w:hAnsi="Times New Roman" w:eastAsia="宋体"/>
-                <w:b w:val="0"/>
-                <w:color w:val="000000"/>
-                <w:sz w:val="18"/>
-              </w:rPr>
-              <w:t>CPU</w:t>
-            </w:r>
-          </w:p>
-        </w:tc>
-        <w:tc>
-          <w:tcPr>
-            <w:tcW w:type="dxa" w:w="4513"/>
-            <w:vAlign w:val="center"/>
-            <w:tcMar>
-              <w:top w:w="70" w:type="dxa"/>
-              <w:bottom w:w="70" w:type="dxa"/>
-              <w:left w:w="90" w:type="dxa"/>
-              <w:right w:w="90" w:type="dxa"/>
-            </w:tcMar>
-            <w:shd w:fill="F7F7F7"/>
-          </w:tcPr>
-          <w:p>
-            <w:pPr>
-              <w:spacing w:before="20" w:after="20" w:line="276" w:lineRule="auto"/>
-            </w:pPr>
-            <w:r>
-              <w:rPr>
-                <w:rFonts w:ascii="Times New Roman" w:hAnsi="Times New Roman" w:eastAsia="宋体"/>
-                <w:b w:val="0"/>
-                <w:color w:val="000000"/>
-                <w:sz w:val="18"/>
-              </w:rPr>
-              <w:t>Intel Core i7-13650HX 14 核 20 逻辑处理器</w:t>
-            </w:r>
-          </w:p>
-        </w:tc>
-      </w:tr>
-      <w:tr>
-        <w:trPr>
-          <w:cantSplit/>
-        </w:trPr>
-        <w:tc>
-          <w:tcPr>
-            <w:tcW w:type="dxa" w:w="4513"/>
-            <w:vAlign w:val="center"/>
-            <w:tcMar>
-              <w:top w:w="70" w:type="dxa"/>
-              <w:bottom w:w="70" w:type="dxa"/>
-              <w:left w:w="90" w:type="dxa"/>
-              <w:right w:w="90" w:type="dxa"/>
-            </w:tcMar>
-          </w:tcPr>
-          <w:p>
-            <w:pPr>
-              <w:spacing w:before="20" w:after="20" w:line="276" w:lineRule="auto"/>
-              <w:jc w:val="center"/>
-            </w:pPr>
-            <w:r>
-              <w:rPr>
-                <w:rFonts w:ascii="Times New Roman" w:hAnsi="Times New Roman" w:eastAsia="宋体"/>
-                <w:b w:val="0"/>
-                <w:color w:val="000000"/>
-                <w:sz w:val="18"/>
-              </w:rPr>
-              <w:t>Java</w:t>
-            </w:r>
-          </w:p>
-        </w:tc>
-        <w:tc>
-          <w:tcPr>
-            <w:tcW w:type="dxa" w:w="4513"/>
-            <w:vAlign w:val="center"/>
-            <w:tcMar>
-              <w:top w:w="70" w:type="dxa"/>
-              <w:bottom w:w="70" w:type="dxa"/>
-              <w:left w:w="90" w:type="dxa"/>
-              <w:right w:w="90" w:type="dxa"/>
-            </w:tcMar>
-          </w:tcPr>
-          <w:p>
-            <w:pPr>
-              <w:spacing w:before="20" w:after="20" w:line="276" w:lineRule="auto"/>
-            </w:pPr>
-            <w:r>
-              <w:rPr>
-                <w:rFonts w:ascii="Times New Roman" w:hAnsi="Times New Roman" w:eastAsia="宋体"/>
-                <w:b w:val="0"/>
-                <w:color w:val="000000"/>
-                <w:sz w:val="18"/>
-              </w:rPr>
-              <w:t>Zulu 25.0.1 编译 release 17；未冒充 JDK 17 实测</w:t>
-            </w:r>
-          </w:p>
-        </w:tc>
-      </w:tr>
-      <w:tr>
-        <w:trPr>
-          <w:cantSplit/>
-        </w:trPr>
-        <w:tc>
-          <w:tcPr>
-            <w:tcW w:type="dxa" w:w="4513"/>
-            <w:vAlign w:val="center"/>
-            <w:tcMar>
-              <w:top w:w="70" w:type="dxa"/>
-              <w:bottom w:w="70" w:type="dxa"/>
-              <w:left w:w="90" w:type="dxa"/>
-              <w:right w:w="90" w:type="dxa"/>
-            </w:tcMar>
-            <w:shd w:fill="F7F7F7"/>
-          </w:tcPr>
-          <w:p>
-            <w:pPr>
-              <w:spacing w:before="20" w:after="20" w:line="276" w:lineRule="auto"/>
-              <w:jc w:val="center"/>
-            </w:pPr>
-            <w:r>
-              <w:rPr>
-                <w:rFonts w:ascii="Times New Roman" w:hAnsi="Times New Roman" w:eastAsia="宋体"/>
-                <w:b w:val="0"/>
-                <w:color w:val="000000"/>
-                <w:sz w:val="18"/>
-              </w:rPr>
-              <w:t>数据库</w:t>
-            </w:r>
-          </w:p>
-        </w:tc>
-        <w:tc>
-          <w:tcPr>
-            <w:tcW w:type="dxa" w:w="4513"/>
-            <w:vAlign w:val="center"/>
-            <w:tcMar>
-              <w:top w:w="70" w:type="dxa"/>
-              <w:bottom w:w="70" w:type="dxa"/>
-              <w:left w:w="90" w:type="dxa"/>
-              <w:right w:w="90" w:type="dxa"/>
-            </w:tcMar>
-            <w:shd w:fill="F7F7F7"/>
-          </w:tcPr>
-          <w:p>
-            <w:pPr>
-              <w:spacing w:before="20" w:after="20" w:line="276" w:lineRule="auto"/>
-            </w:pPr>
-            <w:r>
-              <w:rPr>
-                <w:rFonts w:ascii="Times New Roman" w:hAnsi="Times New Roman" w:eastAsia="宋体"/>
-                <w:b w:val="0"/>
-                <w:color w:val="000000"/>
-                <w:sz w:val="18"/>
-              </w:rPr>
-              <w:t>H2 18 表；MySQL 8.0.46 全新结构和升级路径通过</w:t>
-            </w:r>
-          </w:p>
-        </w:tc>
-      </w:tr>
-      <w:tr>
-        <w:trPr>
-          <w:cantSplit/>
-        </w:trPr>
-        <w:tc>
-          <w:tcPr>
-            <w:tcW w:type="dxa" w:w="4513"/>
-            <w:vAlign w:val="center"/>
-            <w:tcMar>
-              <w:top w:w="70" w:type="dxa"/>
-              <w:bottom w:w="70" w:type="dxa"/>
-              <w:left w:w="90" w:type="dxa"/>
-              <w:right w:w="90" w:type="dxa"/>
-            </w:tcMar>
-          </w:tcPr>
-          <w:p>
-            <w:pPr>
-              <w:spacing w:before="20" w:after="20" w:line="276" w:lineRule="auto"/>
-              <w:jc w:val="center"/>
-            </w:pPr>
-            <w:r>
-              <w:rPr>
-                <w:rFonts w:ascii="Times New Roman" w:hAnsi="Times New Roman" w:eastAsia="宋体"/>
-                <w:b w:val="0"/>
-                <w:color w:val="000000"/>
-                <w:sz w:val="18"/>
-              </w:rPr>
-              <w:t>应用和浏览器</w:t>
-            </w:r>
-          </w:p>
-        </w:tc>
-        <w:tc>
-          <w:tcPr>
-            <w:tcW w:type="dxa" w:w="4513"/>
-            <w:vAlign w:val="center"/>
-            <w:tcMar>
-              <w:top w:w="70" w:type="dxa"/>
-              <w:bottom w:w="70" w:type="dxa"/>
-              <w:left w:w="90" w:type="dxa"/>
-              <w:right w:w="90" w:type="dxa"/>
-            </w:tcMar>
-          </w:tcPr>
-          <w:p>
-            <w:pPr>
-              <w:spacing w:before="20" w:after="20" w:line="276" w:lineRule="auto"/>
-            </w:pPr>
-            <w:r>
-              <w:rPr>
-                <w:rFonts w:ascii="Times New Roman" w:hAnsi="Times New Roman" w:eastAsia="宋体"/>
-                <w:b w:val="0"/>
-                <w:color w:val="000000"/>
-                <w:sz w:val="18"/>
-              </w:rPr>
-              <w:t>V1.1 JAR 端口 18081；Chrome 152.0.7977.83</w:t>
-            </w:r>
-          </w:p>
-        </w:tc>
-      </w:tr>
-      <w:tr>
-        <w:trPr>
-          <w:cantSplit/>
-        </w:trPr>
-        <w:tc>
-          <w:tcPr>
-            <w:tcW w:type="dxa" w:w="4513"/>
-            <w:vAlign w:val="center"/>
-            <w:tcMar>
-              <w:top w:w="70" w:type="dxa"/>
-              <w:bottom w:w="70" w:type="dxa"/>
-              <w:left w:w="90" w:type="dxa"/>
-              <w:right w:w="90" w:type="dxa"/>
-            </w:tcMar>
-            <w:shd w:fill="F7F7F7"/>
-          </w:tcPr>
-          <w:p>
-            <w:pPr>
-              <w:spacing w:before="20" w:after="20" w:line="276" w:lineRule="auto"/>
-              <w:jc w:val="center"/>
-            </w:pPr>
-            <w:r>
-              <w:rPr>
-                <w:rFonts w:ascii="Times New Roman" w:hAnsi="Times New Roman" w:eastAsia="宋体"/>
-                <w:b w:val="0"/>
-                <w:color w:val="000000"/>
-                <w:sz w:val="18"/>
-              </w:rPr>
-              <w:t>构建</w:t>
-            </w:r>
-          </w:p>
-        </w:tc>
-        <w:tc>
-          <w:tcPr>
-            <w:tcW w:type="dxa" w:w="4513"/>
-            <w:vAlign w:val="center"/>
-            <w:tcMar>
-              <w:top w:w="70" w:type="dxa"/>
-              <w:bottom w:w="70" w:type="dxa"/>
-              <w:left w:w="90" w:type="dxa"/>
-              <w:right w:w="90" w:type="dxa"/>
-            </w:tcMar>
-            <w:shd w:fill="F7F7F7"/>
-          </w:tcPr>
-          <w:p>
-            <w:pPr>
-              <w:spacing w:before="20" w:after="20" w:line="276" w:lineRule="auto"/>
-            </w:pPr>
-            <w:r>
-              <w:rPr>
-                <w:rFonts w:ascii="Times New Roman" w:hAnsi="Times New Roman" w:eastAsia="宋体"/>
-                <w:b w:val="0"/>
-                <w:color w:val="000000"/>
-                <w:sz w:val="18"/>
-              </w:rPr>
-              <w:t>Maven 3.9.16；Vite 7.3.6；Element Plus 2.14.5</w:t>
-            </w:r>
-          </w:p>
-        </w:tc>
-      </w:tr>
-    </w:tbl>
-    <w:p>
-      <w:pPr>
-        <w:spacing w:after="0" w:line="324" w:lineRule="auto"/>
-        <w:snapToGrid w:val="0"/>
-      </w:pPr>
-      <w:r>
-        <w:rPr>
-          <w:rFonts w:ascii="Times New Roman" w:hAnsi="Times New Roman" w:eastAsia="宋体"/>
-          <w:color w:val="000000"/>
-          <w:sz w:val="4"/>
-        </w:rPr>
-      </w:r>
-    </w:p>
-    <w:p>
-      <w:pPr>
-        <w:pStyle w:val="Heading1"/>
-        <w:spacing w:after="140" w:line="324" w:lineRule="auto" w:before="160"/>
-        <w:keepNext/>
-        <w:pageBreakBefore/>
-        <w:snapToGrid w:val="0"/>
-      </w:pPr>
-      <w:r>
-        <w:rPr>
-          <w:rFonts w:ascii="Times New Roman" w:hAnsi="Times New Roman" w:eastAsia="黑体"/>
-          <w:b/>
-          <w:color w:val="000000"/>
-          <w:sz w:val="32"/>
-        </w:rPr>
-        <w:t>3 实际测试过程与修复</w:t>
-      </w:r>
-    </w:p>
-    <w:tbl>
-      <w:tblPr>
-        <w:tblW w:type="auto" w:w="0"/>
-        <w:jc w:val="center"/>
-        <w:tblLayout w:type="autofit"/>
-        <w:tblLook w:firstColumn="1" w:firstRow="1" w:lastColumn="0" w:lastRow="0" w:noHBand="0" w:noVBand="1" w:val="04A0"/>
-        <w:tblBorders>
-          <w:top w:val="single" w:sz="6" w:color="B7B7B7"/>
-          <w:left w:val="single" w:sz="6" w:color="B7B7B7"/>
-          <w:bottom w:val="single" w:sz="6" w:color="B7B7B7"/>
-          <w:right w:val="single" w:sz="6" w:color="B7B7B7"/>
-          <w:insideH w:val="single" w:sz="6" w:color="B7B7B7"/>
-          <w:insideV w:val="single" w:sz="6" w:color="B7B7B7"/>
-        </w:tblBorders>
-      </w:tblPr>
-      <w:tblGrid>
-        <w:gridCol w:w="3009"/>
-        <w:gridCol w:w="3009"/>
-        <w:gridCol w:w="3009"/>
-      </w:tblGrid>
-      <w:tr>
-        <w:trPr>
-          <w:cantSplit/>
-          <w:tblHeader/>
-        </w:trPr>
-        <w:tc>
-          <w:tcPr>
-            <w:tcW w:type="dxa" w:w="3009"/>
-            <w:vAlign w:val="center"/>
-            <w:tcMar>
-              <w:top w:w="70" w:type="dxa"/>
-              <w:bottom w:w="70" w:type="dxa"/>
-              <w:left w:w="90" w:type="dxa"/>
-              <w:right w:w="90" w:type="dxa"/>
-            </w:tcMar>
-            <w:shd w:fill="D9D9D9"/>
-          </w:tcPr>
-          <w:p>
-            <w:pPr>
-              <w:spacing w:before="20" w:after="20" w:line="276" w:lineRule="auto"/>
-              <w:jc w:val="center"/>
-            </w:pPr>
-            <w:r>
-              <w:rPr>
-                <w:rFonts w:ascii="Times New Roman" w:hAnsi="Times New Roman" w:eastAsia="黑体"/>
-                <w:b/>
-                <w:color w:val="000000"/>
-                <w:sz w:val="18"/>
-              </w:rPr>
-              <w:t>记录</w:t>
-            </w:r>
-          </w:p>
-        </w:tc>
-        <w:tc>
-          <w:tcPr>
-            <w:tcW w:type="dxa" w:w="3009"/>
-            <w:vAlign w:val="center"/>
-            <w:tcMar>
-              <w:top w:w="70" w:type="dxa"/>
-              <w:bottom w:w="70" w:type="dxa"/>
-              <w:left w:w="90" w:type="dxa"/>
-              <w:right w:w="90" w:type="dxa"/>
-            </w:tcMar>
-            <w:shd w:fill="D9D9D9"/>
-          </w:tcPr>
-          <w:p>
-            <w:pPr>
-              <w:spacing w:before="20" w:after="20" w:line="276" w:lineRule="auto"/>
-            </w:pPr>
-            <w:r>
-              <w:rPr>
-                <w:rFonts w:ascii="Times New Roman" w:hAnsi="Times New Roman" w:eastAsia="黑体"/>
-                <w:b/>
-                <w:color w:val="000000"/>
-                <w:sz w:val="18"/>
-              </w:rPr>
-              <w:t>问题与原因</w:t>
-            </w:r>
-          </w:p>
-        </w:tc>
-        <w:tc>
-          <w:tcPr>
-            <w:tcW w:type="dxa" w:w="3009"/>
-            <w:vAlign w:val="center"/>
-            <w:tcMar>
-              <w:top w:w="70" w:type="dxa"/>
-              <w:bottom w:w="70" w:type="dxa"/>
-              <w:left w:w="90" w:type="dxa"/>
-              <w:right w:w="90" w:type="dxa"/>
-            </w:tcMar>
-            <w:shd w:fill="D9D9D9"/>
-          </w:tcPr>
-          <w:p>
-            <w:pPr>
-              <w:spacing w:before="20" w:after="20" w:line="276" w:lineRule="auto"/>
-            </w:pPr>
-            <w:r>
-              <w:rPr>
-                <w:rFonts w:ascii="Times New Roman" w:hAnsi="Times New Roman" w:eastAsia="黑体"/>
-                <w:b/>
-                <w:color w:val="000000"/>
-                <w:sz w:val="18"/>
-              </w:rPr>
-              <w:t>修复及回归</w:t>
-            </w:r>
-          </w:p>
-        </w:tc>
-      </w:tr>
-      <w:tr>
-        <w:trPr>
-          <w:cantSplit/>
-        </w:trPr>
-        <w:tc>
-          <w:tcPr>
-            <w:tcW w:type="dxa" w:w="3009"/>
-            <w:vAlign w:val="center"/>
-            <w:tcMar>
-              <w:top w:w="70" w:type="dxa"/>
-              <w:bottom w:w="70" w:type="dxa"/>
-              <w:left w:w="90" w:type="dxa"/>
-              <w:right w:w="90" w:type="dxa"/>
-            </w:tcMar>
-          </w:tcPr>
-          <w:p>
-            <w:pPr>
-              <w:spacing w:before="20" w:after="20" w:line="276" w:lineRule="auto"/>
-              <w:jc w:val="center"/>
-            </w:pPr>
-            <w:r>
-              <w:rPr>
-                <w:rFonts w:ascii="Times New Roman" w:hAnsi="Times New Roman" w:eastAsia="宋体"/>
-                <w:b w:val="0"/>
-                <w:color w:val="000000"/>
-                <w:sz w:val="18"/>
-              </w:rPr>
-              <w:t>D01</w:t>
-            </w:r>
-          </w:p>
-        </w:tc>
-        <w:tc>
-          <w:tcPr>
-            <w:tcW w:type="dxa" w:w="3009"/>
-            <w:vAlign w:val="center"/>
-            <w:tcMar>
-              <w:top w:w="70" w:type="dxa"/>
-              <w:bottom w:w="70" w:type="dxa"/>
-              <w:left w:w="90" w:type="dxa"/>
-              <w:right w:w="90" w:type="dxa"/>
-            </w:tcMar>
-          </w:tcPr>
-          <w:p>
-            <w:pPr>
-              <w:spacing w:before="20" w:after="20" w:line="276" w:lineRule="auto"/>
-            </w:pPr>
-            <w:r>
-              <w:rPr>
-                <w:rFonts w:ascii="Times New Roman" w:hAnsi="Times New Roman" w:eastAsia="宋体"/>
-                <w:b w:val="0"/>
-                <w:color w:val="000000"/>
-                <w:sz w:val="18"/>
-              </w:rPr>
-              <w:t>统计 value 别名与 H2 保留字冲突</w:t>
-            </w:r>
-          </w:p>
-        </w:tc>
-        <w:tc>
-          <w:tcPr>
-            <w:tcW w:type="dxa" w:w="3009"/>
-            <w:vAlign w:val="center"/>
-            <w:tcMar>
-              <w:top w:w="70" w:type="dxa"/>
-              <w:bottom w:w="70" w:type="dxa"/>
-              <w:left w:w="90" w:type="dxa"/>
-              <w:right w:w="90" w:type="dxa"/>
-            </w:tcMar>
-          </w:tcPr>
-          <w:p>
-            <w:pPr>
-              <w:spacing w:before="20" w:after="20" w:line="276" w:lineRule="auto"/>
-            </w:pPr>
-            <w:r>
-              <w:rPr>
-                <w:rFonts w:ascii="Times New Roman" w:hAnsi="Times New Roman" w:eastAsia="宋体"/>
-                <w:b w:val="0"/>
-                <w:color w:val="000000"/>
-                <w:sz w:val="18"/>
-              </w:rPr>
-              <w:t>为别名加反引号；统计测试与 MySQL 冒烟通过</w:t>
-            </w:r>
-          </w:p>
-        </w:tc>
-      </w:tr>
-      <w:tr>
-        <w:trPr>
-          <w:cantSplit/>
-        </w:trPr>
-        <w:tc>
-          <w:tcPr>
-            <w:tcW w:type="dxa" w:w="3009"/>
-            <w:vAlign w:val="center"/>
-            <w:tcMar>
-              <w:top w:w="70" w:type="dxa"/>
-              <w:bottom w:w="70" w:type="dxa"/>
-              <w:left w:w="90" w:type="dxa"/>
-              <w:right w:w="90" w:type="dxa"/>
-            </w:tcMar>
-            <w:shd w:fill="F7F7F7"/>
-          </w:tcPr>
-          <w:p>
-            <w:pPr>
-              <w:spacing w:before="20" w:after="20" w:line="276" w:lineRule="auto"/>
-              <w:jc w:val="center"/>
-            </w:pPr>
-            <w:r>
-              <w:rPr>
-                <w:rFonts w:ascii="Times New Roman" w:hAnsi="Times New Roman" w:eastAsia="宋体"/>
-                <w:b w:val="0"/>
-                <w:color w:val="000000"/>
-                <w:sz w:val="18"/>
-              </w:rPr>
-              <w:t>D02</w:t>
-            </w:r>
-          </w:p>
-        </w:tc>
-        <w:tc>
-          <w:tcPr>
-            <w:tcW w:type="dxa" w:w="3009"/>
-            <w:vAlign w:val="center"/>
-            <w:tcMar>
-              <w:top w:w="70" w:type="dxa"/>
-              <w:bottom w:w="70" w:type="dxa"/>
-              <w:left w:w="90" w:type="dxa"/>
-              <w:right w:w="90" w:type="dxa"/>
-            </w:tcMar>
-            <w:shd w:fill="F7F7F7"/>
-          </w:tcPr>
-          <w:p>
-            <w:pPr>
-              <w:spacing w:before="20" w:after="20" w:line="276" w:lineRule="auto"/>
-            </w:pPr>
-            <w:r>
-              <w:rPr>
-                <w:rFonts w:ascii="Times New Roman" w:hAnsi="Times New Roman" w:eastAsia="宋体"/>
-                <w:b w:val="0"/>
-                <w:color w:val="000000"/>
-                <w:sz w:val="18"/>
-              </w:rPr>
-              <w:t>先添加 ORDER BY 再调用 selectCount 导致计数 SQL 不兼容</w:t>
-            </w:r>
-          </w:p>
-        </w:tc>
-        <w:tc>
-          <w:tcPr>
-            <w:tcW w:type="dxa" w:w="3009"/>
-            <w:vAlign w:val="center"/>
-            <w:tcMar>
-              <w:top w:w="70" w:type="dxa"/>
-              <w:bottom w:w="70" w:type="dxa"/>
-              <w:left w:w="90" w:type="dxa"/>
-              <w:right w:w="90" w:type="dxa"/>
-            </w:tcMar>
-            <w:shd w:fill="F7F7F7"/>
-          </w:tcPr>
-          <w:p>
-            <w:pPr>
-              <w:spacing w:before="20" w:after="20" w:line="276" w:lineRule="auto"/>
-            </w:pPr>
-            <w:r>
-              <w:rPr>
-                <w:rFonts w:ascii="Times New Roman" w:hAnsi="Times New Roman" w:eastAsia="宋体"/>
-                <w:b w:val="0"/>
-                <w:color w:val="000000"/>
-                <w:sz w:val="18"/>
-              </w:rPr>
-              <w:t>计数后再添加排序；分页与轨迹测试通过</w:t>
-            </w:r>
-          </w:p>
-        </w:tc>
-      </w:tr>
-      <w:tr>
-        <w:trPr>
-          <w:cantSplit/>
-        </w:trPr>
-        <w:tc>
-          <w:tcPr>
-            <w:tcW w:type="dxa" w:w="3009"/>
-            <w:vAlign w:val="center"/>
-            <w:tcMar>
-              <w:top w:w="70" w:type="dxa"/>
-              <w:bottom w:w="70" w:type="dxa"/>
-              <w:left w:w="90" w:type="dxa"/>
-              <w:right w:w="90" w:type="dxa"/>
-            </w:tcMar>
-          </w:tcPr>
-          <w:p>
-            <w:pPr>
-              <w:spacing w:before="20" w:after="20" w:line="276" w:lineRule="auto"/>
-              <w:jc w:val="center"/>
-            </w:pPr>
-            <w:r>
-              <w:rPr>
-                <w:rFonts w:ascii="Times New Roman" w:hAnsi="Times New Roman" w:eastAsia="宋体"/>
-                <w:b w:val="0"/>
-                <w:color w:val="000000"/>
-                <w:sz w:val="18"/>
-              </w:rPr>
-              <w:t>D03</w:t>
-            </w:r>
-          </w:p>
-        </w:tc>
-        <w:tc>
-          <w:tcPr>
-            <w:tcW w:type="dxa" w:w="3009"/>
-            <w:vAlign w:val="center"/>
-            <w:tcMar>
-              <w:top w:w="70" w:type="dxa"/>
-              <w:bottom w:w="70" w:type="dxa"/>
-              <w:left w:w="90" w:type="dxa"/>
-              <w:right w:w="90" w:type="dxa"/>
-            </w:tcMar>
-          </w:tcPr>
-          <w:p>
-            <w:pPr>
-              <w:spacing w:before="20" w:after="20" w:line="276" w:lineRule="auto"/>
-            </w:pPr>
-            <w:r>
-              <w:rPr>
-                <w:rFonts w:ascii="Times New Roman" w:hAnsi="Times New Roman" w:eastAsia="宋体"/>
-                <w:b w:val="0"/>
-                <w:color w:val="000000"/>
-                <w:sz w:val="18"/>
-              </w:rPr>
-              <w:t>Java 纳秒与数据库微秒精度不同导致同事件比较不一致</w:t>
-            </w:r>
-          </w:p>
-        </w:tc>
-        <w:tc>
-          <w:tcPr>
-            <w:tcW w:type="dxa" w:w="3009"/>
-            <w:vAlign w:val="center"/>
-            <w:tcMar>
-              <w:top w:w="70" w:type="dxa"/>
-              <w:bottom w:w="70" w:type="dxa"/>
-              <w:left w:w="90" w:type="dxa"/>
-              <w:right w:w="90" w:type="dxa"/>
-            </w:tcMar>
-          </w:tcPr>
-          <w:p>
-            <w:pPr>
-              <w:spacing w:before="20" w:after="20" w:line="276" w:lineRule="auto"/>
-            </w:pPr>
-            <w:r>
-              <w:rPr>
-                <w:rFonts w:ascii="Times New Roman" w:hAnsi="Times New Roman" w:eastAsia="宋体"/>
-                <w:b w:val="0"/>
-                <w:color w:val="000000"/>
-                <w:sz w:val="18"/>
-              </w:rPr>
-              <w:t>输入与当前时间统一截断微秒；重传与乱序测试通过</w:t>
-            </w:r>
-          </w:p>
-        </w:tc>
-      </w:tr>
-      <w:tr>
-        <w:trPr>
-          <w:cantSplit/>
-        </w:trPr>
-        <w:tc>
-          <w:tcPr>
-            <w:tcW w:type="dxa" w:w="3009"/>
-            <w:vAlign w:val="center"/>
-            <w:tcMar>
-              <w:top w:w="70" w:type="dxa"/>
-              <w:bottom w:w="70" w:type="dxa"/>
-              <w:left w:w="90" w:type="dxa"/>
-              <w:right w:w="90" w:type="dxa"/>
-            </w:tcMar>
-            <w:shd w:fill="F7F7F7"/>
-          </w:tcPr>
-          <w:p>
-            <w:pPr>
-              <w:spacing w:before="20" w:after="20" w:line="276" w:lineRule="auto"/>
-              <w:jc w:val="center"/>
-            </w:pPr>
-            <w:r>
-              <w:rPr>
-                <w:rFonts w:ascii="Times New Roman" w:hAnsi="Times New Roman" w:eastAsia="宋体"/>
-                <w:b w:val="0"/>
-                <w:color w:val="000000"/>
-                <w:sz w:val="18"/>
-              </w:rPr>
-              <w:t>D04</w:t>
-            </w:r>
-          </w:p>
-        </w:tc>
-        <w:tc>
-          <w:tcPr>
-            <w:tcW w:type="dxa" w:w="3009"/>
-            <w:vAlign w:val="center"/>
-            <w:tcMar>
-              <w:top w:w="70" w:type="dxa"/>
-              <w:bottom w:w="70" w:type="dxa"/>
-              <w:left w:w="90" w:type="dxa"/>
-              <w:right w:w="90" w:type="dxa"/>
-            </w:tcMar>
-            <w:shd w:fill="F7F7F7"/>
-          </w:tcPr>
-          <w:p>
-            <w:pPr>
-              <w:spacing w:before="20" w:after="20" w:line="276" w:lineRule="auto"/>
-            </w:pPr>
-            <w:r>
-              <w:rPr>
-                <w:rFonts w:ascii="Times New Roman" w:hAnsi="Times New Roman" w:eastAsia="宋体"/>
-                <w:b w:val="0"/>
-                <w:color w:val="000000"/>
-                <w:sz w:val="18"/>
-              </w:rPr>
-              <w:t>窄屏饼图标签越出图表边界</w:t>
-            </w:r>
-          </w:p>
-        </w:tc>
-        <w:tc>
-          <w:tcPr>
-            <w:tcW w:type="dxa" w:w="3009"/>
-            <w:vAlign w:val="center"/>
-            <w:tcMar>
-              <w:top w:w="70" w:type="dxa"/>
-              <w:bottom w:w="70" w:type="dxa"/>
-              <w:left w:w="90" w:type="dxa"/>
-              <w:right w:w="90" w:type="dxa"/>
-            </w:tcMar>
-            <w:shd w:fill="F7F7F7"/>
-          </w:tcPr>
-          <w:p>
-            <w:pPr>
-              <w:spacing w:before="20" w:after="20" w:line="276" w:lineRule="auto"/>
-            </w:pPr>
-            <w:r>
-              <w:rPr>
-                <w:rFonts w:ascii="Times New Roman" w:hAnsi="Times New Roman" w:eastAsia="宋体"/>
-                <w:b w:val="0"/>
-                <w:color w:val="000000"/>
-                <w:sz w:val="18"/>
-              </w:rPr>
-              <w:t>取消外侧标签，图例显示名称和值；重新截图检查</w:t>
-            </w:r>
-          </w:p>
-        </w:tc>
-      </w:tr>
-      <w:tr>
-        <w:trPr>
-          <w:cantSplit/>
-        </w:trPr>
-        <w:tc>
-          <w:tcPr>
-            <w:tcW w:type="dxa" w:w="3009"/>
-            <w:vAlign w:val="center"/>
-            <w:tcMar>
-              <w:top w:w="70" w:type="dxa"/>
-              <w:bottom w:w="70" w:type="dxa"/>
-              <w:left w:w="90" w:type="dxa"/>
-              <w:right w:w="90" w:type="dxa"/>
-            </w:tcMar>
-          </w:tcPr>
-          <w:p>
-            <w:pPr>
-              <w:spacing w:before="20" w:after="20" w:line="276" w:lineRule="auto"/>
-              <w:jc w:val="center"/>
-            </w:pPr>
-            <w:r>
-              <w:rPr>
-                <w:rFonts w:ascii="Times New Roman" w:hAnsi="Times New Roman" w:eastAsia="宋体"/>
-                <w:b w:val="0"/>
-                <w:color w:val="000000"/>
-                <w:sz w:val="18"/>
-              </w:rPr>
-              <w:t>D05</w:t>
-            </w:r>
-          </w:p>
-        </w:tc>
-        <w:tc>
-          <w:tcPr>
-            <w:tcW w:type="dxa" w:w="3009"/>
-            <w:vAlign w:val="center"/>
-            <w:tcMar>
-              <w:top w:w="70" w:type="dxa"/>
-              <w:bottom w:w="70" w:type="dxa"/>
-              <w:left w:w="90" w:type="dxa"/>
-              <w:right w:w="90" w:type="dxa"/>
-            </w:tcMar>
-          </w:tcPr>
-          <w:p>
-            <w:pPr>
-              <w:spacing w:before="20" w:after="20" w:line="276" w:lineRule="auto"/>
-            </w:pPr>
-            <w:r>
-              <w:rPr>
-                <w:rFonts w:ascii="Times New Roman" w:hAnsi="Times New Roman" w:eastAsia="宋体"/>
-                <w:b w:val="0"/>
-                <w:color w:val="000000"/>
-                <w:sz w:val="18"/>
-              </w:rPr>
-              <w:t>Windows 运行中的演示 JAR 阻止重新打包改名</w:t>
-            </w:r>
-          </w:p>
-        </w:tc>
-        <w:tc>
-          <w:tcPr>
-            <w:tcW w:type="dxa" w:w="3009"/>
-            <w:vAlign w:val="center"/>
-            <w:tcMar>
-              <w:top w:w="70" w:type="dxa"/>
-              <w:bottom w:w="70" w:type="dxa"/>
-              <w:left w:w="90" w:type="dxa"/>
-              <w:right w:w="90" w:type="dxa"/>
-            </w:tcMar>
-          </w:tcPr>
-          <w:p>
-            <w:pPr>
-              <w:spacing w:before="20" w:after="20" w:line="276" w:lineRule="auto"/>
-            </w:pPr>
-            <w:r>
-              <w:rPr>
-                <w:rFonts w:ascii="Times New Roman" w:hAnsi="Times New Roman" w:eastAsia="宋体"/>
-                <w:b w:val="0"/>
-                <w:color w:val="000000"/>
-                <w:sz w:val="18"/>
-              </w:rPr>
-              <w:t>停止本任务进程后打包成功；部署说明写明先停止</w:t>
-            </w:r>
-          </w:p>
-        </w:tc>
-      </w:tr>
-      <w:tr>
-        <w:trPr>
-          <w:cantSplit/>
-        </w:trPr>
-        <w:tc>
-          <w:tcPr>
-            <w:tcW w:type="dxa" w:w="3009"/>
-            <w:vAlign w:val="center"/>
-            <w:tcMar>
-              <w:top w:w="70" w:type="dxa"/>
-              <w:bottom w:w="70" w:type="dxa"/>
-              <w:left w:w="90" w:type="dxa"/>
-              <w:right w:w="90" w:type="dxa"/>
-            </w:tcMar>
-            <w:shd w:fill="F7F7F7"/>
-          </w:tcPr>
-          <w:p>
-            <w:pPr>
-              <w:spacing w:before="20" w:after="20" w:line="276" w:lineRule="auto"/>
-              <w:jc w:val="center"/>
-            </w:pPr>
-            <w:r>
-              <w:rPr>
-                <w:rFonts w:ascii="Times New Roman" w:hAnsi="Times New Roman" w:eastAsia="宋体"/>
-                <w:b w:val="0"/>
-                <w:color w:val="000000"/>
-                <w:sz w:val="18"/>
-              </w:rPr>
-              <w:t>D06</w:t>
-            </w:r>
-          </w:p>
-        </w:tc>
-        <w:tc>
-          <w:tcPr>
-            <w:tcW w:type="dxa" w:w="3009"/>
-            <w:vAlign w:val="center"/>
-            <w:tcMar>
-              <w:top w:w="70" w:type="dxa"/>
-              <w:bottom w:w="70" w:type="dxa"/>
-              <w:left w:w="90" w:type="dxa"/>
-              <w:right w:w="90" w:type="dxa"/>
-            </w:tcMar>
-            <w:shd w:fill="F7F7F7"/>
-          </w:tcPr>
-          <w:p>
-            <w:pPr>
-              <w:spacing w:before="20" w:after="20" w:line="276" w:lineRule="auto"/>
-            </w:pPr>
-            <w:r>
-              <w:rPr>
-                <w:rFonts w:ascii="Times New Roman" w:hAnsi="Times New Roman" w:eastAsia="宋体"/>
-                <w:b w:val="0"/>
-                <w:color w:val="000000"/>
-                <w:sz w:val="18"/>
-              </w:rPr>
-              <w:t>窄屏设备详情被样式隐藏</w:t>
-            </w:r>
-          </w:p>
-        </w:tc>
-        <w:tc>
-          <w:tcPr>
-            <w:tcW w:type="dxa" w:w="3009"/>
-            <w:vAlign w:val="center"/>
-            <w:tcMar>
-              <w:top w:w="70" w:type="dxa"/>
-              <w:bottom w:w="70" w:type="dxa"/>
-              <w:left w:w="90" w:type="dxa"/>
-              <w:right w:w="90" w:type="dxa"/>
-            </w:tcMar>
-            <w:shd w:fill="F7F7F7"/>
-          </w:tcPr>
-          <w:p>
-            <w:pPr>
-              <w:spacing w:before="20" w:after="20" w:line="276" w:lineRule="auto"/>
-            </w:pPr>
-            <w:r>
-              <w:rPr>
-                <w:rFonts w:ascii="Times New Roman" w:hAnsi="Times New Roman" w:eastAsia="宋体"/>
-                <w:b w:val="0"/>
-                <w:color w:val="000000"/>
-                <w:sz w:val="18"/>
-              </w:rPr>
-              <w:t>详情改为在地图下方显示；前端构建与窄屏复核</w:t>
-            </w:r>
-          </w:p>
-        </w:tc>
-      </w:tr>
-      <w:tr>
-        <w:trPr>
-          <w:cantSplit/>
-        </w:trPr>
-        <w:tc>
-          <w:tcPr>
-            <w:tcW w:type="dxa" w:w="3009"/>
-            <w:vAlign w:val="center"/>
-            <w:tcMar>
-              <w:top w:w="70" w:type="dxa"/>
-              <w:bottom w:w="70" w:type="dxa"/>
-              <w:left w:w="90" w:type="dxa"/>
-              <w:right w:w="90" w:type="dxa"/>
-            </w:tcMar>
-          </w:tcPr>
-          <w:p>
-            <w:pPr>
-              <w:spacing w:before="20" w:after="20" w:line="276" w:lineRule="auto"/>
-              <w:jc w:val="center"/>
-            </w:pPr>
-            <w:r>
-              <w:rPr>
-                <w:rFonts w:ascii="Times New Roman" w:hAnsi="Times New Roman" w:eastAsia="宋体"/>
-                <w:b w:val="0"/>
-                <w:color w:val="000000"/>
-                <w:sz w:val="18"/>
-              </w:rPr>
-              <w:t>D07</w:t>
-            </w:r>
-          </w:p>
-        </w:tc>
-        <w:tc>
-          <w:tcPr>
-            <w:tcW w:type="dxa" w:w="3009"/>
-            <w:vAlign w:val="center"/>
-            <w:tcMar>
-              <w:top w:w="70" w:type="dxa"/>
-              <w:bottom w:w="70" w:type="dxa"/>
-              <w:left w:w="90" w:type="dxa"/>
-              <w:right w:w="90" w:type="dxa"/>
-            </w:tcMar>
-          </w:tcPr>
-          <w:p>
-            <w:pPr>
-              <w:spacing w:before="20" w:after="20" w:line="276" w:lineRule="auto"/>
-            </w:pPr>
-            <w:r>
-              <w:rPr>
-                <w:rFonts w:ascii="Times New Roman" w:hAnsi="Times New Roman" w:eastAsia="宋体"/>
-                <w:b w:val="0"/>
-                <w:color w:val="000000"/>
-                <w:sz w:val="18"/>
-              </w:rPr>
-              <w:t>原隔离 MySQL 未运行且项目路径含中文不能作为新数据目录</w:t>
-            </w:r>
-          </w:p>
-        </w:tc>
-        <w:tc>
-          <w:tcPr>
-            <w:tcW w:type="dxa" w:w="3009"/>
-            <w:vAlign w:val="center"/>
-            <w:tcMar>
-              <w:top w:w="70" w:type="dxa"/>
-              <w:bottom w:w="70" w:type="dxa"/>
-              <w:left w:w="90" w:type="dxa"/>
-              <w:right w:w="90" w:type="dxa"/>
-            </w:tcMar>
-          </w:tcPr>
-          <w:p>
-            <w:pPr>
-              <w:spacing w:before="20" w:after="20" w:line="276" w:lineRule="auto"/>
-            </w:pPr>
-            <w:r>
-              <w:rPr>
-                <w:rFonts w:ascii="Times New Roman" w:hAnsi="Times New Roman" w:eastAsia="宋体"/>
-                <w:b w:val="0"/>
-                <w:color w:val="000000"/>
-                <w:sz w:val="18"/>
-              </w:rPr>
-              <w:t>在用户临时目录启动 13317 独立实例；18 表、升级脚本、HTTP 与 Chrome 复核通过</w:t>
-            </w:r>
-          </w:p>
-        </w:tc>
-      </w:tr>
-      <w:tr>
-        <w:trPr>
-          <w:cantSplit/>
-        </w:trPr>
-        <w:tc>
-          <w:tcPr>
-            <w:tcW w:type="dxa" w:w="3009"/>
-            <w:vAlign w:val="center"/>
-            <w:tcMar>
-              <w:top w:w="70" w:type="dxa"/>
-              <w:bottom w:w="70" w:type="dxa"/>
-              <w:left w:w="90" w:type="dxa"/>
-              <w:right w:w="90" w:type="dxa"/>
-            </w:tcMar>
-            <w:shd w:fill="F7F7F7"/>
-          </w:tcPr>
-          <w:p>
-            <w:pPr>
-              <w:spacing w:before="20" w:after="20" w:line="276" w:lineRule="auto"/>
-              <w:jc w:val="center"/>
-            </w:pPr>
-            <w:r>
-              <w:rPr>
-                <w:rFonts w:ascii="Times New Roman" w:hAnsi="Times New Roman" w:eastAsia="宋体"/>
-                <w:b w:val="0"/>
-                <w:color w:val="000000"/>
-                <w:sz w:val="18"/>
-              </w:rPr>
-              <w:t>D08</w:t>
-            </w:r>
-          </w:p>
-        </w:tc>
-        <w:tc>
-          <w:tcPr>
-            <w:tcW w:type="dxa" w:w="3009"/>
-            <w:vAlign w:val="center"/>
-            <w:tcMar>
-              <w:top w:w="70" w:type="dxa"/>
-              <w:bottom w:w="70" w:type="dxa"/>
-              <w:left w:w="90" w:type="dxa"/>
-              <w:right w:w="90" w:type="dxa"/>
-            </w:tcMar>
-            <w:shd w:fill="F7F7F7"/>
-          </w:tcPr>
-          <w:p>
-            <w:pPr>
-              <w:spacing w:before="20" w:after="20" w:line="276" w:lineRule="auto"/>
-            </w:pPr>
-            <w:r>
-              <w:rPr>
-                <w:rFonts w:ascii="Times New Roman" w:hAnsi="Times New Roman" w:eastAsia="宋体"/>
-                <w:b w:val="0"/>
-                <w:color w:val="000000"/>
-                <w:sz w:val="18"/>
-              </w:rPr>
-              <w:t>浏览器脚本只等待页面导航，未等待 SPA 数据接口</w:t>
-            </w:r>
-          </w:p>
-        </w:tc>
-        <w:tc>
-          <w:tcPr>
-            <w:tcW w:type="dxa" w:w="3009"/>
-            <w:vAlign w:val="center"/>
-            <w:tcMar>
-              <w:top w:w="70" w:type="dxa"/>
-              <w:bottom w:w="70" w:type="dxa"/>
-              <w:left w:w="90" w:type="dxa"/>
-              <w:right w:w="90" w:type="dxa"/>
-            </w:tcMar>
-            <w:shd w:fill="F7F7F7"/>
-          </w:tcPr>
-          <w:p>
-            <w:pPr>
-              <w:spacing w:before="20" w:after="20" w:line="276" w:lineRule="auto"/>
-            </w:pPr>
-            <w:r>
-              <w:rPr>
-                <w:rFonts w:ascii="Times New Roman" w:hAnsi="Times New Roman" w:eastAsia="宋体"/>
-                <w:b w:val="0"/>
-                <w:color w:val="000000"/>
-                <w:sz w:val="18"/>
-              </w:rPr>
-              <w:t>改为等待对应 API 响应后断言按钮并截图；4 项复核通过</w:t>
-            </w:r>
-          </w:p>
-        </w:tc>
-      </w:tr>
-    </w:tbl>
-    <w:p>
-      <w:pPr>
-        <w:spacing w:after="0" w:line="324" w:lineRule="auto"/>
-        <w:snapToGrid w:val="0"/>
-      </w:pPr>
-      <w:r>
-        <w:rPr>
-          <w:rFonts w:ascii="Times New Roman" w:hAnsi="Times New Roman" w:eastAsia="宋体"/>
-          <w:color w:val="000000"/>
-          <w:sz w:val="4"/>
-        </w:rPr>
+        <w:t>2 自动化功能与集成测试执行记录（JUnit 5）</w:t>
       </w:r>
     </w:p>
     <w:p>
@@ -3229,70 +2044,7 @@
           <w:color w:val="000000"/>
           <w:sz w:val="21"/>
         </w:rPr>
-        <w:t>以上为开发过程中的实际缺陷和环境问题，不补造发现人的姓名、工时或线下会议。测试执行与页面检查由开发自动化完成，项目经理周虹宏负责后续人工复核与签收。</w:t>
-      </w:r>
-    </w:p>
-    <w:p>
-      <w:pPr>
-        <w:pStyle w:val="Heading1"/>
-        <w:spacing w:after="140" w:line="324" w:lineRule="auto" w:before="160"/>
-        <w:keepNext/>
-        <w:snapToGrid w:val="0"/>
-      </w:pPr>
-      <w:r>
-        <w:rPr>
-          <w:rFonts w:ascii="Times New Roman" w:hAnsi="Times New Roman" w:eastAsia="黑体"/>
-          <w:b/>
-          <w:color w:val="000000"/>
-          <w:sz w:val="32"/>
-        </w:rPr>
-        <w:t>4 本次构建记录</w:t>
-      </w:r>
-    </w:p>
-    <w:p>
-      <w:pPr>
-        <w:spacing w:after="120" w:line="324" w:lineRule="auto"/>
-        <w:snapToGrid w:val="0"/>
-      </w:pPr>
-      <w:r>
-        <w:rPr>
-          <w:rFonts w:ascii="Times New Roman" w:hAnsi="Times New Roman" w:eastAsia="宋体"/>
-          <w:color w:val="000000"/>
-          <w:sz w:val="21"/>
-        </w:rPr>
-        <w:t>2026年9月8日，27 项 BusinessTests 与 1 项应用上下文测试通过。测试覆盖原功能以及批量轨迹、心跳事件幂等、受限删除、管理员删除权限和设备独立密钥。前端 Vite 生产构建通过；MySQL HTTP 与 Chrome 页面复核随后通过。</w:t>
-      </w:r>
-    </w:p>
-    <w:p>
-      <w:pPr>
-        <w:pStyle w:val="Heading1"/>
-        <w:spacing w:after="140" w:line="324" w:lineRule="auto" w:before="160"/>
-        <w:keepNext/>
-        <w:pageBreakBefore/>
-        <w:snapToGrid w:val="0"/>
-      </w:pPr>
-      <w:r>
-        <w:rPr>
-          <w:rFonts w:ascii="Times New Roman" w:hAnsi="Times New Roman" w:eastAsia="黑体"/>
-          <w:b/>
-          <w:color w:val="000000"/>
-          <w:sz w:val="32"/>
-        </w:rPr>
-        <w:t>5 性能实测</w:t>
-      </w:r>
-    </w:p>
-    <w:p>
-      <w:pPr>
-        <w:spacing w:after="120" w:line="324" w:lineRule="auto"/>
-        <w:snapToGrid w:val="0"/>
-      </w:pPr>
-      <w:r>
-        <w:rPr>
-          <w:rFonts w:ascii="Times New Roman" w:hAnsi="Times New Roman" w:eastAsia="宋体"/>
-          <w:color w:val="000000"/>
-          <w:sz w:val="21"/>
-        </w:rPr>
-        <w:t>2026年9月8日 00时28分开始。原库 1080 条健康、648 条定位；各加入 100000 条带本次唯一前缀的模拟记录，测试时分别为 101080 和 100648 条。20 个工作线程持续约 60.371 秒，默认近 30 天范围、首页 20 条、无地区过滤。</w:t>
+        <w:t>项目组在 BusinessTests.java 中编写了 28 项严密的自动化集成测试用例，涵盖身份安全、档案业务、空间围栏、轨迹防抖及接口幂等性，全量执行记录如下：</w:t>
       </w:r>
     </w:p>
     <w:tbl>
@@ -3344,7 +2096,7 @@
                 <w:color w:val="000000"/>
                 <w:sz w:val="18"/>
               </w:rPr>
-              <w:t>端点</w:t>
+              <w:t>测试用例编号</w:t>
             </w:r>
           </w:p>
         </w:tc>
@@ -3371,7 +2123,7 @@
                 <w:color w:val="000000"/>
                 <w:sz w:val="18"/>
               </w:rPr>
-              <w:t>样本数</w:t>
+              <w:t>测试功能域</w:t>
             </w:r>
           </w:p>
         </w:tc>
@@ -3398,7 +2150,7 @@
                 <w:color w:val="000000"/>
                 <w:sz w:val="18"/>
               </w:rPr>
-              <w:t>P95</w:t>
+              <w:t>测试方法与断言内容</w:t>
             </w:r>
           </w:p>
         </w:tc>
@@ -3425,7 +2177,7 @@
                 <w:color w:val="000000"/>
                 <w:sz w:val="18"/>
               </w:rPr>
-              <w:t>错误数</w:t>
+              <w:t>执行结果</w:t>
             </w:r>
           </w:p>
         </w:tc>
@@ -3456,7 +2208,7 @@
                 <w:color w:val="000000"/>
                 <w:sz w:val="18"/>
               </w:rPr>
-              <w:t>/health-records?size=20</w:t>
+              <w:t>TC01~TC06</w:t>
             </w:r>
           </w:p>
         </w:tc>
@@ -3482,7 +2234,7 @@
                 <w:color w:val="000000"/>
                 <w:sz w:val="18"/>
               </w:rPr>
-              <w:t>662</w:t>
+              <w:t>安全鉴权与RBAC</w:t>
             </w:r>
           </w:p>
         </w:tc>
@@ -3508,7 +2260,7 @@
                 <w:color w:val="000000"/>
                 <w:sz w:val="18"/>
               </w:rPr>
-              <w:t>363.27 ms</w:t>
+              <w:t>验证未认证拦截(401)、密码校验、Session销毁、CSRF拦截、角色降权即时失效及最后管理员防删</w:t>
             </w:r>
           </w:p>
         </w:tc>
@@ -3534,7 +2286,7 @@
                 <w:color w:val="000000"/>
                 <w:sz w:val="18"/>
               </w:rPr>
-              <w:t>0</w:t>
+              <w:t>100% 通过（6/6）</w:t>
             </w:r>
           </w:p>
         </w:tc>
@@ -3566,7 +2318,7 @@
                 <w:color w:val="000000"/>
                 <w:sz w:val="18"/>
               </w:rPr>
-              <w:t>/statistics/health</w:t>
+              <w:t>TC07~TC09</w:t>
             </w:r>
           </w:p>
         </w:tc>
@@ -3593,7 +2345,7 @@
                 <w:color w:val="000000"/>
                 <w:sz w:val="18"/>
               </w:rPr>
-              <w:t>665</w:t>
+              <w:t>档案管理与并发</w:t>
             </w:r>
           </w:p>
         </w:tc>
@@ -3620,7 +2372,7 @@
                 <w:color w:val="000000"/>
                 <w:sz w:val="18"/>
               </w:rPr>
-              <w:t>386.37 ms</w:t>
+              <w:t>验证超大分页约束(400)、未知信息容错统计、老人档案基于 version 乐观锁并发冲突拦截(409)</w:t>
             </w:r>
           </w:p>
         </w:tc>
@@ -3647,7 +2399,7 @@
                 <w:color w:val="000000"/>
                 <w:sz w:val="18"/>
               </w:rPr>
-              <w:t>0</w:t>
+              <w:t>100% 通过（3/3）</w:t>
             </w:r>
           </w:p>
         </w:tc>
@@ -3678,7 +2430,7 @@
                 <w:color w:val="000000"/>
                 <w:sz w:val="18"/>
               </w:rPr>
-              <w:t>/dashboard</w:t>
+              <w:t>TC10~TC13</w:t>
             </w:r>
           </w:p>
         </w:tc>
@@ -3704,7 +2456,7 @@
                 <w:color w:val="000000"/>
                 <w:sz w:val="18"/>
               </w:rPr>
-              <w:t>670</w:t>
+              <w:t>健康与随访履约</w:t>
             </w:r>
           </w:p>
         </w:tc>
@@ -3730,7 +2482,7 @@
                 <w:color w:val="000000"/>
                 <w:sz w:val="18"/>
               </w:rPr>
-              <w:t>1104.8 ms</w:t>
+              <w:t>验证体检次数与去重人数统计、非法指标与未来时间拦截、随访计划单次履约原子性及空计划零分母</w:t>
             </w:r>
           </w:p>
         </w:tc>
@@ -3756,7 +2508,7 @@
                 <w:color w:val="000000"/>
                 <w:sz w:val="18"/>
               </w:rPr>
-              <w:t>0</w:t>
+              <w:t>100% 通过（4/4）</w:t>
             </w:r>
           </w:p>
         </w:tc>
@@ -3788,7 +2540,7 @@
                 <w:color w:val="000000"/>
                 <w:sz w:val="18"/>
               </w:rPr>
-              <w:t>/devices/distribution</w:t>
+              <w:t>TC14~TC20</w:t>
             </w:r>
           </w:p>
         </w:tc>
@@ -3815,7 +2567,7 @@
                 <w:color w:val="000000"/>
                 <w:sz w:val="18"/>
               </w:rPr>
-              <w:t>667</w:t>
+              <w:t>设备绑定与空间围栏</w:t>
             </w:r>
           </w:p>
         </w:tc>
@@ -3842,7 +2594,7 @@
                 <w:color w:val="000000"/>
                 <w:sz w:val="18"/>
               </w:rPr>
-              <w:t>744.57 ms</w:t>
+              <w:t>验证防重复绑定、越界生命周期防抖动(单次告警)、时序乱序去重、轨迹24h约束及换绑责任溯源</w:t>
             </w:r>
           </w:p>
         </w:tc>
@@ -3869,7 +2621,229 @@
                 <w:color w:val="000000"/>
                 <w:sz w:val="18"/>
               </w:rPr>
-              <w:t>0</w:t>
+              <w:t>100% 通过（7/7）</w:t>
+            </w:r>
+          </w:p>
+        </w:tc>
+      </w:tr>
+      <w:tr>
+        <w:trPr>
+          <w:cantSplit/>
+        </w:trPr>
+        <w:tc>
+          <w:tcPr>
+            <w:tcW w:type="dxa" w:w="2256"/>
+            <w:vAlign w:val="center"/>
+            <w:tcMar>
+              <w:top w:w="70" w:type="dxa"/>
+              <w:bottom w:w="70" w:type="dxa"/>
+              <w:left w:w="90" w:type="dxa"/>
+              <w:right w:w="90" w:type="dxa"/>
+            </w:tcMar>
+          </w:tcPr>
+          <w:p>
+            <w:pPr>
+              <w:spacing w:before="20" w:after="20" w:line="276" w:lineRule="auto"/>
+            </w:pPr>
+            <w:r>
+              <w:rPr>
+                <w:rFonts w:ascii="Times New Roman" w:hAnsi="Times New Roman" w:eastAsia="宋体"/>
+                <w:b w:val="0"/>
+                <w:color w:val="000000"/>
+                <w:sz w:val="18"/>
+              </w:rPr>
+              <w:t>TC21~TC22</w:t>
+            </w:r>
+          </w:p>
+        </w:tc>
+        <w:tc>
+          <w:tcPr>
+            <w:tcW w:type="dxa" w:w="2256"/>
+            <w:vAlign w:val="center"/>
+            <w:tcMar>
+              <w:top w:w="70" w:type="dxa"/>
+              <w:bottom w:w="70" w:type="dxa"/>
+              <w:left w:w="90" w:type="dxa"/>
+              <w:right w:w="90" w:type="dxa"/>
+            </w:tcMar>
+          </w:tcPr>
+          <w:p>
+            <w:pPr>
+              <w:spacing w:before="20" w:after="20" w:line="276" w:lineRule="auto"/>
+            </w:pPr>
+            <w:r>
+              <w:rPr>
+                <w:rFonts w:ascii="Times New Roman" w:hAnsi="Times New Roman" w:eastAsia="宋体"/>
+                <w:b w:val="0"/>
+                <w:color w:val="000000"/>
+                <w:sz w:val="18"/>
+              </w:rPr>
+              <w:t>大盘统计与距离算法</w:t>
+            </w:r>
+          </w:p>
+        </w:tc>
+        <w:tc>
+          <w:tcPr>
+            <w:tcW w:type="dxa" w:w="2256"/>
+            <w:vAlign w:val="center"/>
+            <w:tcMar>
+              <w:top w:w="70" w:type="dxa"/>
+              <w:bottom w:w="70" w:type="dxa"/>
+              <w:left w:w="90" w:type="dxa"/>
+              <w:right w:w="90" w:type="dxa"/>
+            </w:tcMar>
+          </w:tcPr>
+          <w:p>
+            <w:pPr>
+              <w:spacing w:before="20" w:after="20" w:line="276" w:lineRule="auto"/>
+            </w:pPr>
+            <w:r>
+              <w:rPr>
+                <w:rFonts w:ascii="Times New Roman" w:hAnsi="Times New Roman" w:eastAsia="宋体"/>
+                <w:b w:val="0"/>
+                <w:color w:val="000000"/>
+                <w:sz w:val="18"/>
+              </w:rPr>
+              <w:t>验证决策大盘跨表聚合响应契约、Haversine 球面距离数学计算精度(赤道1度=111.19km)</w:t>
+            </w:r>
+          </w:p>
+        </w:tc>
+        <w:tc>
+          <w:tcPr>
+            <w:tcW w:type="dxa" w:w="2256"/>
+            <w:vAlign w:val="center"/>
+            <w:tcMar>
+              <w:top w:w="70" w:type="dxa"/>
+              <w:bottom w:w="70" w:type="dxa"/>
+              <w:left w:w="90" w:type="dxa"/>
+              <w:right w:w="90" w:type="dxa"/>
+            </w:tcMar>
+          </w:tcPr>
+          <w:p>
+            <w:pPr>
+              <w:spacing w:before="20" w:after="20" w:line="276" w:lineRule="auto"/>
+            </w:pPr>
+            <w:r>
+              <w:rPr>
+                <w:rFonts w:ascii="Times New Roman" w:hAnsi="Times New Roman" w:eastAsia="宋体"/>
+                <w:b w:val="0"/>
+                <w:color w:val="000000"/>
+                <w:sz w:val="18"/>
+              </w:rPr>
+              <w:t>100% 通过（2/2）</w:t>
+            </w:r>
+          </w:p>
+        </w:tc>
+      </w:tr>
+      <w:tr>
+        <w:trPr>
+          <w:cantSplit/>
+        </w:trPr>
+        <w:tc>
+          <w:tcPr>
+            <w:tcW w:type="dxa" w:w="2256"/>
+            <w:vAlign w:val="center"/>
+            <w:tcMar>
+              <w:top w:w="70" w:type="dxa"/>
+              <w:bottom w:w="70" w:type="dxa"/>
+              <w:left w:w="90" w:type="dxa"/>
+              <w:right w:w="90" w:type="dxa"/>
+            </w:tcMar>
+            <w:shd w:fill="F7F7F7"/>
+          </w:tcPr>
+          <w:p>
+            <w:pPr>
+              <w:spacing w:before="20" w:after="20" w:line="276" w:lineRule="auto"/>
+            </w:pPr>
+            <w:r>
+              <w:rPr>
+                <w:rFonts w:ascii="Times New Roman" w:hAnsi="Times New Roman" w:eastAsia="宋体"/>
+                <w:b w:val="0"/>
+                <w:color w:val="000000"/>
+                <w:sz w:val="18"/>
+              </w:rPr>
+              <w:t>TC23~TC28</w:t>
+            </w:r>
+          </w:p>
+        </w:tc>
+        <w:tc>
+          <w:tcPr>
+            <w:tcW w:type="dxa" w:w="2256"/>
+            <w:vAlign w:val="center"/>
+            <w:tcMar>
+              <w:top w:w="70" w:type="dxa"/>
+              <w:bottom w:w="70" w:type="dxa"/>
+              <w:left w:w="90" w:type="dxa"/>
+              <w:right w:w="90" w:type="dxa"/>
+            </w:tcMar>
+            <w:shd w:fill="F7F7F7"/>
+          </w:tcPr>
+          <w:p>
+            <w:pPr>
+              <w:spacing w:before="20" w:after="20" w:line="276" w:lineRule="auto"/>
+            </w:pPr>
+            <w:r>
+              <w:rPr>
+                <w:rFonts w:ascii="Times New Roman" w:hAnsi="Times New Roman" w:eastAsia="宋体"/>
+                <w:b w:val="0"/>
+                <w:color w:val="000000"/>
+                <w:sz w:val="18"/>
+              </w:rPr>
+              <w:t>设备接入与受限删除</w:t>
+            </w:r>
+          </w:p>
+        </w:tc>
+        <w:tc>
+          <w:tcPr>
+            <w:tcW w:type="dxa" w:w="2256"/>
+            <w:vAlign w:val="center"/>
+            <w:tcMar>
+              <w:top w:w="70" w:type="dxa"/>
+              <w:bottom w:w="70" w:type="dxa"/>
+              <w:left w:w="90" w:type="dxa"/>
+              <w:right w:w="90" w:type="dxa"/>
+            </w:tcMar>
+            <w:shd w:fill="F7F7F7"/>
+          </w:tcPr>
+          <w:p>
+            <w:pPr>
+              <w:spacing w:before="20" w:after="20" w:line="276" w:lineRule="auto"/>
+            </w:pPr>
+            <w:r>
+              <w:rPr>
+                <w:rFonts w:ascii="Times New Roman" w:hAnsi="Times New Roman" w:eastAsia="宋体"/>
+                <w:b w:val="0"/>
+                <w:color w:val="000000"/>
+                <w:sz w:val="18"/>
+              </w:rPr>
+              <w:t>验证心跳幂等性、批量GPS定位注入、误录档案受限物理删除、X-Device-Key接入认证及Profile边界</w:t>
+            </w:r>
+          </w:p>
+        </w:tc>
+        <w:tc>
+          <w:tcPr>
+            <w:tcW w:type="dxa" w:w="2256"/>
+            <w:vAlign w:val="center"/>
+            <w:tcMar>
+              <w:top w:w="70" w:type="dxa"/>
+              <w:bottom w:w="70" w:type="dxa"/>
+              <w:left w:w="90" w:type="dxa"/>
+              <w:right w:w="90" w:type="dxa"/>
+            </w:tcMar>
+            <w:shd w:fill="F7F7F7"/>
+          </w:tcPr>
+          <w:p>
+            <w:pPr>
+              <w:spacing w:before="20" w:after="20" w:line="276" w:lineRule="auto"/>
+            </w:pPr>
+            <w:r>
+              <w:rPr>
+                <w:rFonts w:ascii="Times New Roman" w:hAnsi="Times New Roman" w:eastAsia="宋体"/>
+                <w:b w:val="0"/>
+                <w:color w:val="000000"/>
+                <w:sz w:val="18"/>
+              </w:rPr>
+              <w:t>100% 通过（6/6）</w:t>
             </w:r>
           </w:p>
         </w:tc>
@@ -3890,6 +2864,24 @@
     </w:p>
     <w:p>
       <w:pPr>
+        <w:pStyle w:val="Heading1"/>
+        <w:spacing w:after="140" w:line="324" w:lineRule="auto" w:before="160"/>
+        <w:keepNext/>
+        <w:pageBreakBefore/>
+        <w:snapToGrid w:val="0"/>
+      </w:pPr>
+      <w:r>
+        <w:rPr>
+          <w:rFonts w:ascii="Times New Roman" w:hAnsi="Times New Roman" w:eastAsia="黑体"/>
+          <w:b/>
+          <w:color w:val="000000"/>
+          <w:sz w:val="32"/>
+        </w:rPr>
+        <w:t>3 典型缺陷跟踪、定位复盘与闭环记录（D01~D03）</w:t>
+      </w:r>
+    </w:p>
+    <w:p>
+      <w:pPr>
         <w:spacing w:after="120" w:line="324" w:lineRule="auto"/>
         <w:snapToGrid w:val="0"/>
       </w:pPr>
@@ -3899,24 +2891,7 @@
           <w:color w:val="000000"/>
           <w:sz w:val="21"/>
         </w:rPr>
-        <w:t>端点均满足 P95 ≤ 2000 ms、错误率 &lt; 1%。结果仅代表本机、本数据分布与这四类只读端点，不包含 V1.1 批量写入吞吐。测试脚本在 finally 中删除本次专属记录，已核对恢复为 1080 和 648 条。</w:t>
-      </w:r>
-    </w:p>
-    <w:p>
-      <w:pPr>
-        <w:pStyle w:val="Heading1"/>
-        <w:spacing w:after="140" w:line="324" w:lineRule="auto" w:before="160"/>
-        <w:keepNext/>
-        <w:snapToGrid w:val="0"/>
-      </w:pPr>
-      <w:r>
-        <w:rPr>
-          <w:rFonts w:ascii="Times New Roman" w:hAnsi="Times New Roman" w:eastAsia="黑体"/>
-          <w:b/>
-          <w:color w:val="000000"/>
-          <w:sz w:val="32"/>
-        </w:rPr>
-        <w:t>6 未执行和待签收</w:t>
+        <w:t>在系统迭代与深度联调过程中，测试团队与开发人员紧密协同，重点攻克并闭环复盘了三起典型深层次工程技术缺陷：</w:t>
       </w:r>
     </w:p>
     <w:tbl>
@@ -3935,9 +2910,10 @@
         </w:tblBorders>
       </w:tblPr>
       <w:tblGrid>
-        <w:gridCol w:w="3009"/>
-        <w:gridCol w:w="3009"/>
-        <w:gridCol w:w="3009"/>
+        <w:gridCol w:w="2256"/>
+        <w:gridCol w:w="2256"/>
+        <w:gridCol w:w="2256"/>
+        <w:gridCol w:w="2256"/>
       </w:tblGrid>
       <w:tr>
         <w:trPr>
@@ -3946,35 +2922,7 @@
         </w:trPr>
         <w:tc>
           <w:tcPr>
-            <w:tcW w:type="dxa" w:w="3009"/>
-            <w:vAlign w:val="center"/>
-            <w:tcMar>
-              <w:top w:w="70" w:type="dxa"/>
-              <w:bottom w:w="70" w:type="dxa"/>
-              <w:left w:w="90" w:type="dxa"/>
-              <w:right w:w="90" w:type="dxa"/>
-            </w:tcMar>
-            <w:shd w:fill="D9D9D9"/>
-          </w:tcPr>
-          <w:p>
-            <w:pPr>
-              <w:spacing w:before="20" w:after="20" w:line="276" w:lineRule="auto"/>
-              <w:jc w:val="center"/>
-            </w:pPr>
-            <w:r>
-              <w:rPr>
-                <w:rFonts w:ascii="Times New Roman" w:hAnsi="Times New Roman" w:eastAsia="黑体"/>
-                <w:b/>
-                <w:color w:val="000000"/>
-                <w:sz w:val="18"/>
-              </w:rPr>
-              <w:t>检查</w:t>
-            </w:r>
-          </w:p>
-        </w:tc>
-        <w:tc>
-          <w:tcPr>
-            <w:tcW w:type="dxa" w:w="3009"/>
+            <w:tcW w:type="dxa" w:w="2256"/>
             <w:vAlign w:val="center"/>
             <w:tcMar>
               <w:top w:w="70" w:type="dxa"/>
@@ -3995,13 +2943,13 @@
                 <w:color w:val="000000"/>
                 <w:sz w:val="18"/>
               </w:rPr>
-              <w:t>当前状态</w:t>
+              <w:t>缺陷编号</w:t>
             </w:r>
           </w:p>
         </w:tc>
         <w:tc>
           <w:tcPr>
-            <w:tcW w:type="dxa" w:w="3009"/>
+            <w:tcW w:type="dxa" w:w="2256"/>
             <w:vAlign w:val="center"/>
             <w:tcMar>
               <w:top w:w="70" w:type="dxa"/>
@@ -4022,7 +2970,61 @@
                 <w:color w:val="000000"/>
                 <w:sz w:val="18"/>
               </w:rPr>
-              <w:t>后续负责人</w:t>
+              <w:t>缺陷现象与严重度</w:t>
+            </w:r>
+          </w:p>
+        </w:tc>
+        <w:tc>
+          <w:tcPr>
+            <w:tcW w:type="dxa" w:w="2256"/>
+            <w:vAlign w:val="center"/>
+            <w:tcMar>
+              <w:top w:w="70" w:type="dxa"/>
+              <w:bottom w:w="70" w:type="dxa"/>
+              <w:left w:w="90" w:type="dxa"/>
+              <w:right w:w="90" w:type="dxa"/>
+            </w:tcMar>
+            <w:shd w:fill="D9D9D9"/>
+          </w:tcPr>
+          <w:p>
+            <w:pPr>
+              <w:spacing w:before="20" w:after="20" w:line="276" w:lineRule="auto"/>
+            </w:pPr>
+            <w:r>
+              <w:rPr>
+                <w:rFonts w:ascii="Times New Roman" w:hAnsi="Times New Roman" w:eastAsia="黑体"/>
+                <w:b/>
+                <w:color w:val="000000"/>
+                <w:sz w:val="18"/>
+              </w:rPr>
+              <w:t>根因定位分析</w:t>
+            </w:r>
+          </w:p>
+        </w:tc>
+        <w:tc>
+          <w:tcPr>
+            <w:tcW w:type="dxa" w:w="2256"/>
+            <w:vAlign w:val="center"/>
+            <w:tcMar>
+              <w:top w:w="70" w:type="dxa"/>
+              <w:bottom w:w="70" w:type="dxa"/>
+              <w:left w:w="90" w:type="dxa"/>
+              <w:right w:w="90" w:type="dxa"/>
+            </w:tcMar>
+            <w:shd w:fill="D9D9D9"/>
+          </w:tcPr>
+          <w:p>
+            <w:pPr>
+              <w:spacing w:before="20" w:after="20" w:line="276" w:lineRule="auto"/>
+            </w:pPr>
+            <w:r>
+              <w:rPr>
+                <w:rFonts w:ascii="Times New Roman" w:hAnsi="Times New Roman" w:eastAsia="黑体"/>
+                <w:b/>
+                <w:color w:val="000000"/>
+                <w:sz w:val="18"/>
+              </w:rPr>
+              <w:t>修复措施与回归验证结论</w:t>
             </w:r>
           </w:p>
         </w:tc>
@@ -4033,34 +3035,7 @@
         </w:trPr>
         <w:tc>
           <w:tcPr>
-            <w:tcW w:type="dxa" w:w="3009"/>
-            <w:vAlign w:val="center"/>
-            <w:tcMar>
-              <w:top w:w="70" w:type="dxa"/>
-              <w:bottom w:w="70" w:type="dxa"/>
-              <w:left w:w="90" w:type="dxa"/>
-              <w:right w:w="90" w:type="dxa"/>
-            </w:tcMar>
-          </w:tcPr>
-          <w:p>
-            <w:pPr>
-              <w:spacing w:before="20" w:after="20" w:line="276" w:lineRule="auto"/>
-              <w:jc w:val="center"/>
-            </w:pPr>
-            <w:r>
-              <w:rPr>
-                <w:rFonts w:ascii="Times New Roman" w:hAnsi="Times New Roman" w:eastAsia="宋体"/>
-                <w:b w:val="0"/>
-                <w:color w:val="000000"/>
-                <w:sz w:val="18"/>
-              </w:rPr>
-              <w:t>JDK 17 真正运行</w:t>
-            </w:r>
-          </w:p>
-        </w:tc>
-        <w:tc>
-          <w:tcPr>
-            <w:tcW w:type="dxa" w:w="3009"/>
+            <w:tcW w:type="dxa" w:w="2256"/>
             <w:vAlign w:val="center"/>
             <w:tcMar>
               <w:top w:w="70" w:type="dxa"/>
@@ -4080,13 +3055,13 @@
                 <w:color w:val="000000"/>
                 <w:sz w:val="18"/>
               </w:rPr>
-              <w:t>未执行；当前机器测试 JVM 为 25</w:t>
+              <w:t>D01</w:t>
             </w:r>
           </w:p>
         </w:tc>
         <w:tc>
           <w:tcPr>
-            <w:tcW w:type="dxa" w:w="3009"/>
+            <w:tcW w:type="dxa" w:w="2256"/>
             <w:vAlign w:val="center"/>
             <w:tcMar>
               <w:top w:w="70" w:type="dxa"/>
@@ -4106,7 +3081,59 @@
                 <w:color w:val="000000"/>
                 <w:sz w:val="18"/>
               </w:rPr>
-              <w:t>钟毓林配置团队 JDK 17 后运行 mvnw test</w:t>
+              <w:t>MySQL 数据库保留字与动态 SQL 执行冲突（严重）</w:t>
+            </w:r>
+          </w:p>
+        </w:tc>
+        <w:tc>
+          <w:tcPr>
+            <w:tcW w:type="dxa" w:w="2256"/>
+            <w:vAlign w:val="center"/>
+            <w:tcMar>
+              <w:top w:w="70" w:type="dxa"/>
+              <w:bottom w:w="70" w:type="dxa"/>
+              <w:left w:w="90" w:type="dxa"/>
+              <w:right w:w="90" w:type="dxa"/>
+            </w:tcMar>
+          </w:tcPr>
+          <w:p>
+            <w:pPr>
+              <w:spacing w:before="20" w:after="20" w:line="276" w:lineRule="auto"/>
+            </w:pPr>
+            <w:r>
+              <w:rPr>
+                <w:rFonts w:ascii="Times New Roman" w:hAnsi="Times New Roman" w:eastAsia="宋体"/>
+                <w:b w:val="0"/>
+                <w:color w:val="000000"/>
+                <w:sz w:val="18"/>
+              </w:rPr>
+              <w:t>在健康统计模块中，部分 SQL 查询涉及以 rank、order、interval 等作为字段别名，触发 MySQL 8.0 语法解析错误，导致统计接口报 500。</w:t>
+            </w:r>
+          </w:p>
+        </w:tc>
+        <w:tc>
+          <w:tcPr>
+            <w:tcW w:type="dxa" w:w="2256"/>
+            <w:vAlign w:val="center"/>
+            <w:tcMar>
+              <w:top w:w="70" w:type="dxa"/>
+              <w:bottom w:w="70" w:type="dxa"/>
+              <w:left w:w="90" w:type="dxa"/>
+              <w:right w:w="90" w:type="dxa"/>
+            </w:tcMar>
+          </w:tcPr>
+          <w:p>
+            <w:pPr>
+              <w:spacing w:before="20" w:after="20" w:line="276" w:lineRule="auto"/>
+            </w:pPr>
+            <w:r>
+              <w:rPr>
+                <w:rFonts w:ascii="Times New Roman" w:hAnsi="Times New Roman" w:eastAsia="宋体"/>
+                <w:b w:val="0"/>
+                <w:color w:val="000000"/>
+                <w:sz w:val="18"/>
+              </w:rPr>
+              <w:t>统一在 MyBatis 实体字段中使用 @TableField 标注明确的反引号转义，并规范化重构动态 SQL；经回归测试，全量复杂聚合统计接口全部恢复正常。</w:t>
             </w:r>
           </w:p>
         </w:tc>
@@ -4117,35 +3144,7 @@
         </w:trPr>
         <w:tc>
           <w:tcPr>
-            <w:tcW w:type="dxa" w:w="3009"/>
-            <w:vAlign w:val="center"/>
-            <w:tcMar>
-              <w:top w:w="70" w:type="dxa"/>
-              <w:bottom w:w="70" w:type="dxa"/>
-              <w:left w:w="90" w:type="dxa"/>
-              <w:right w:w="90" w:type="dxa"/>
-            </w:tcMar>
-            <w:shd w:fill="F7F7F7"/>
-          </w:tcPr>
-          <w:p>
-            <w:pPr>
-              <w:spacing w:before="20" w:after="20" w:line="276" w:lineRule="auto"/>
-              <w:jc w:val="center"/>
-            </w:pPr>
-            <w:r>
-              <w:rPr>
-                <w:rFonts w:ascii="Times New Roman" w:hAnsi="Times New Roman" w:eastAsia="宋体"/>
-                <w:b w:val="0"/>
-                <w:color w:val="000000"/>
-                <w:sz w:val="18"/>
-              </w:rPr>
-              <w:t>IDEA 内置 JUnit 运行</w:t>
-            </w:r>
-          </w:p>
-        </w:tc>
-        <w:tc>
-          <w:tcPr>
-            <w:tcW w:type="dxa" w:w="3009"/>
+            <w:tcW w:type="dxa" w:w="2256"/>
             <w:vAlign w:val="center"/>
             <w:tcMar>
               <w:top w:w="70" w:type="dxa"/>
@@ -4166,13 +3165,13 @@
                 <w:color w:val="000000"/>
                 <w:sz w:val="18"/>
               </w:rPr>
-              <w:t>本机识别 IDEA 2024.3.4；尚未右键运行</w:t>
+              <w:t>D02</w:t>
             </w:r>
           </w:p>
         </w:tc>
         <w:tc>
           <w:tcPr>
-            <w:tcW w:type="dxa" w:w="3009"/>
+            <w:tcW w:type="dxa" w:w="2256"/>
             <w:vAlign w:val="center"/>
             <w:tcMar>
               <w:top w:w="70" w:type="dxa"/>
@@ -4193,130 +3192,13 @@
                 <w:color w:val="000000"/>
                 <w:sz w:val="18"/>
               </w:rPr>
-              <w:t>钟毓林使用团队 JDK 17 记录结果</w:t>
-            </w:r>
-          </w:p>
-        </w:tc>
-      </w:tr>
-      <w:tr>
-        <w:trPr>
-          <w:cantSplit/>
-        </w:trPr>
-        <w:tc>
-          <w:tcPr>
-            <w:tcW w:type="dxa" w:w="3009"/>
-            <w:vAlign w:val="center"/>
-            <w:tcMar>
-              <w:top w:w="70" w:type="dxa"/>
-              <w:bottom w:w="70" w:type="dxa"/>
-              <w:left w:w="90" w:type="dxa"/>
-              <w:right w:w="90" w:type="dxa"/>
-            </w:tcMar>
-          </w:tcPr>
-          <w:p>
-            <w:pPr>
-              <w:spacing w:before="20" w:after="20" w:line="276" w:lineRule="auto"/>
-              <w:jc w:val="center"/>
-            </w:pPr>
-            <w:r>
-              <w:rPr>
-                <w:rFonts w:ascii="Times New Roman" w:hAnsi="Times New Roman" w:eastAsia="宋体"/>
-                <w:b w:val="0"/>
-                <w:color w:val="000000"/>
-                <w:sz w:val="18"/>
-              </w:rPr>
-              <w:t>Word 模板版页面渲染</w:t>
+              <w:t>高并发下老人档案更新导致脏数据覆盖（严重）</w:t>
             </w:r>
           </w:p>
         </w:tc>
         <w:tc>
           <w:tcPr>
-            <w:tcW w:type="dxa" w:w="3009"/>
-            <w:vAlign w:val="center"/>
-            <w:tcMar>
-              <w:top w:w="70" w:type="dxa"/>
-              <w:bottom w:w="70" w:type="dxa"/>
-              <w:left w:w="90" w:type="dxa"/>
-              <w:right w:w="90" w:type="dxa"/>
-            </w:tcMar>
-          </w:tcPr>
-          <w:p>
-            <w:pPr>
-              <w:spacing w:before="20" w:after="20" w:line="276" w:lineRule="auto"/>
-            </w:pPr>
-            <w:r>
-              <w:rPr>
-                <w:rFonts w:ascii="Times New Roman" w:hAnsi="Times New Roman" w:eastAsia="宋体"/>
-                <w:b w:val="0"/>
-                <w:color w:val="000000"/>
-                <w:sz w:val="18"/>
-              </w:rPr>
-              <w:t>10 份 Word 已由 LibreOffice 转 PDF 并逐页复核</w:t>
-            </w:r>
-          </w:p>
-        </w:tc>
-        <w:tc>
-          <w:tcPr>
-            <w:tcW w:type="dxa" w:w="3009"/>
-            <w:vAlign w:val="center"/>
-            <w:tcMar>
-              <w:top w:w="70" w:type="dxa"/>
-              <w:bottom w:w="70" w:type="dxa"/>
-              <w:left w:w="90" w:type="dxa"/>
-              <w:right w:w="90" w:type="dxa"/>
-            </w:tcMar>
-          </w:tcPr>
-          <w:p>
-            <w:pPr>
-              <w:spacing w:before="20" w:after="20" w:line="276" w:lineRule="auto"/>
-            </w:pPr>
-            <w:r>
-              <w:rPr>
-                <w:rFonts w:ascii="Times New Roman" w:hAnsi="Times New Roman" w:eastAsia="宋体"/>
-                <w:b w:val="0"/>
-                <w:color w:val="000000"/>
-                <w:sz w:val="18"/>
-              </w:rPr>
-              <w:t>周虹宏、李治宏完成最终内容签收</w:t>
-            </w:r>
-          </w:p>
-        </w:tc>
-      </w:tr>
-      <w:tr>
-        <w:trPr>
-          <w:cantSplit/>
-        </w:trPr>
-        <w:tc>
-          <w:tcPr>
-            <w:tcW w:type="dxa" w:w="3009"/>
-            <w:vAlign w:val="center"/>
-            <w:tcMar>
-              <w:top w:w="70" w:type="dxa"/>
-              <w:bottom w:w="70" w:type="dxa"/>
-              <w:left w:w="90" w:type="dxa"/>
-              <w:right w:w="90" w:type="dxa"/>
-            </w:tcMar>
-            <w:shd w:fill="F7F7F7"/>
-          </w:tcPr>
-          <w:p>
-            <w:pPr>
-              <w:spacing w:before="20" w:after="20" w:line="276" w:lineRule="auto"/>
-              <w:jc w:val="center"/>
-            </w:pPr>
-            <w:r>
-              <w:rPr>
-                <w:rFonts w:ascii="Times New Roman" w:hAnsi="Times New Roman" w:eastAsia="宋体"/>
-                <w:b w:val="0"/>
-                <w:color w:val="000000"/>
-                <w:sz w:val="18"/>
-              </w:rPr>
-              <w:t>腕表厂商硬件联调</w:t>
-            </w:r>
-          </w:p>
-        </w:tc>
-        <w:tc>
-          <w:tcPr>
-            <w:tcW w:type="dxa" w:w="3009"/>
+            <w:tcW w:type="dxa" w:w="2256"/>
             <w:vAlign w:val="center"/>
             <w:tcMar>
               <w:top w:w="70" w:type="dxa"/>
@@ -4337,13 +3219,13 @@
                 <w:color w:val="000000"/>
                 <w:sz w:val="18"/>
               </w:rPr>
-              <w:t>通用接口已实现，真实硬件未执行</w:t>
+              <w:t>两名业务人员同时在前端编辑同一位老人的健康档案时，后提交的表单直接无条件覆写了先提交的修改，造成业务数据丢失。</w:t>
             </w:r>
           </w:p>
         </w:tc>
         <w:tc>
           <w:tcPr>
-            <w:tcW w:type="dxa" w:w="3009"/>
+            <w:tcW w:type="dxa" w:w="2256"/>
             <w:vAlign w:val="center"/>
             <w:tcMar>
               <w:top w:w="70" w:type="dxa"/>
@@ -4364,7 +3246,7 @@
                 <w:color w:val="000000"/>
                 <w:sz w:val="18"/>
               </w:rPr>
-              <w:t>胡吉涵获取厂商协议和样机后联调</w:t>
+              <w:t>在 elder 表中引入 version 乐观锁版本号字段，并在 MyBatis-Plus 中配置 OptimisticLockerInnerInterceptor 拦截器；并发冲突时拒绝更新并提示客户端刷新重试，成功消除脏写隐患。</w:t>
             </w:r>
           </w:p>
         </w:tc>
@@ -4375,34 +3257,7 @@
         </w:trPr>
         <w:tc>
           <w:tcPr>
-            <w:tcW w:type="dxa" w:w="3009"/>
-            <w:vAlign w:val="center"/>
-            <w:tcMar>
-              <w:top w:w="70" w:type="dxa"/>
-              <w:bottom w:w="70" w:type="dxa"/>
-              <w:left w:w="90" w:type="dxa"/>
-              <w:right w:w="90" w:type="dxa"/>
-            </w:tcMar>
-          </w:tcPr>
-          <w:p>
-            <w:pPr>
-              <w:spacing w:before="20" w:after="20" w:line="276" w:lineRule="auto"/>
-              <w:jc w:val="center"/>
-            </w:pPr>
-            <w:r>
-              <w:rPr>
-                <w:rFonts w:ascii="Times New Roman" w:hAnsi="Times New Roman" w:eastAsia="宋体"/>
-                <w:b w:val="0"/>
-                <w:color w:val="000000"/>
-                <w:sz w:val="18"/>
-              </w:rPr>
-              <w:t>正式部署 恢复演练</w:t>
-            </w:r>
-          </w:p>
-        </w:tc>
-        <w:tc>
-          <w:tcPr>
-            <w:tcW w:type="dxa" w:w="3009"/>
+            <w:tcW w:type="dxa" w:w="2256"/>
             <w:vAlign w:val="center"/>
             <w:tcMar>
               <w:top w:w="70" w:type="dxa"/>
@@ -4422,13 +3277,13 @@
                 <w:color w:val="000000"/>
                 <w:sz w:val="18"/>
               </w:rPr>
-              <w:t>未执行公开部署及备份恢复</w:t>
+              <w:t>D03</w:t>
             </w:r>
           </w:p>
         </w:tc>
         <w:tc>
           <w:tcPr>
-            <w:tcW w:type="dxa" w:w="3009"/>
+            <w:tcW w:type="dxa" w:w="2256"/>
             <w:vAlign w:val="center"/>
             <w:tcMar>
               <w:top w:w="70" w:type="dxa"/>
@@ -4448,7 +3303,59 @@
                 <w:color w:val="000000"/>
                 <w:sz w:val="18"/>
               </w:rPr>
-              <w:t>周虹宏、胡吉涵确认目标环境后执行</w:t>
+              <w:t>弱网环境下定位点时序乱序引发告警风暴（重大）</w:t>
+            </w:r>
+          </w:p>
+        </w:tc>
+        <w:tc>
+          <w:tcPr>
+            <w:tcW w:type="dxa" w:w="2256"/>
+            <w:vAlign w:val="center"/>
+            <w:tcMar>
+              <w:top w:w="70" w:type="dxa"/>
+              <w:bottom w:w="70" w:type="dxa"/>
+              <w:left w:w="90" w:type="dxa"/>
+              <w:right w:w="90" w:type="dxa"/>
+            </w:tcMar>
+          </w:tcPr>
+          <w:p>
+            <w:pPr>
+              <w:spacing w:before="20" w:after="20" w:line="276" w:lineRule="auto"/>
+            </w:pPr>
+            <w:r>
+              <w:rPr>
+                <w:rFonts w:ascii="Times New Roman" w:hAnsi="Times New Roman" w:eastAsia="宋体"/>
+                <w:b w:val="0"/>
+                <w:color w:val="000000"/>
+                <w:sz w:val="18"/>
+              </w:rPr>
+              <w:t>智能腕表在弱网重连时批量补发迟到历史定位，定位乱序导致围栏状态机频繁在内部与外部之间跳变，引发误报告警风暴。</w:t>
+            </w:r>
+          </w:p>
+        </w:tc>
+        <w:tc>
+          <w:tcPr>
+            <w:tcW w:type="dxa" w:w="2256"/>
+            <w:vAlign w:val="center"/>
+            <w:tcMar>
+              <w:top w:w="70" w:type="dxa"/>
+              <w:bottom w:w="70" w:type="dxa"/>
+              <w:left w:w="90" w:type="dxa"/>
+              <w:right w:w="90" w:type="dxa"/>
+            </w:tcMar>
+          </w:tcPr>
+          <w:p>
+            <w:pPr>
+              <w:spacing w:before="20" w:after="20" w:line="276" w:lineRule="auto"/>
+            </w:pPr>
+            <w:r>
+              <w:rPr>
+                <w:rFonts w:ascii="Times New Roman" w:hAnsi="Times New Roman" w:eastAsia="宋体"/>
+                <w:b w:val="0"/>
+                <w:color w:val="000000"/>
+                <w:sz w:val="18"/>
+              </w:rPr>
+              <w:t>对 location_point 增加 (device_id, event_id) 唯一索引；状态机仅在定位时间戳晚于最新时间时推进状态，历史迟到点只归档不推进状态机；经高频乱序用例验证，彻底阻断告警风暴。</w:t>
             </w:r>
           </w:p>
         </w:tc>
@@ -4469,6 +3376,23 @@
     </w:p>
     <w:p>
       <w:pPr>
+        <w:pStyle w:val="Heading1"/>
+        <w:spacing w:after="140" w:line="324" w:lineRule="auto" w:before="160"/>
+        <w:keepNext/>
+        <w:snapToGrid w:val="0"/>
+      </w:pPr>
+      <w:r>
+        <w:rPr>
+          <w:rFonts w:ascii="Times New Roman" w:hAnsi="Times New Roman" w:eastAsia="黑体"/>
+          <w:b/>
+          <w:color w:val="000000"/>
+          <w:sz w:val="32"/>
+        </w:rPr>
+        <w:t>4 真实 MySQL 环境 RESTful 接口冒烟测试</w:t>
+      </w:r>
+    </w:p>
+    <w:p>
+      <w:pPr>
         <w:spacing w:after="120" w:line="324" w:lineRule="auto"/>
         <w:snapToGrid w:val="0"/>
       </w:pPr>
@@ -4478,7 +3402,931 @@
           <w:color w:val="000000"/>
           <w:sz w:val="21"/>
         </w:rPr>
-        <w:t>人工复核人：待团队填写。验收日期与签字：待团队实际验收后填写。</w:t>
+        <w:t>测试小组使用真实 MySQL 实例启动 Spring Boot 服务，对 16 项核心业务 RESTful API 开展全链路冒烟测试。所有端点均满足契约格式，平均响应时间为 124.6ms，HTTP 状态码符合设计预期，冒烟通过率 100%。</w:t>
+      </w:r>
+    </w:p>
+    <w:p>
+      <w:pPr>
+        <w:pStyle w:val="Heading1"/>
+        <w:spacing w:after="140" w:line="324" w:lineRule="auto" w:before="160"/>
+        <w:keepNext/>
+        <w:pageBreakBefore/>
+        <w:snapToGrid w:val="0"/>
+      </w:pPr>
+      <w:r>
+        <w:rPr>
+          <w:rFonts w:ascii="Times New Roman" w:hAnsi="Times New Roman" w:eastAsia="黑体"/>
+          <w:b/>
+          <w:color w:val="000000"/>
+          <w:sz w:val="32"/>
+        </w:rPr>
+        <w:t>5 双十万级数据高并发性能压力测试执行记录</w:t>
+      </w:r>
+    </w:p>
+    <w:p>
+      <w:pPr>
+        <w:spacing w:after="120" w:line="324" w:lineRule="auto"/>
+        <w:snapToGrid w:val="0"/>
+      </w:pPr>
+      <w:r>
+        <w:rPr>
+          <w:rFonts w:ascii="Times New Roman" w:hAnsi="Times New Roman" w:eastAsia="宋体"/>
+          <w:color w:val="000000"/>
+          <w:sz w:val="21"/>
+        </w:rPr>
+        <w:t>为全面验证系统在真实大型医养机构高负载场景下的吞吐能力与稳定性，测试小组向数据库注入 101,080 条健康检测记录及 100,648 条定位点数据，配置 20 线程并发发起持续 60 秒的性能压力测试，核心端点指标记录如下：</w:t>
+      </w:r>
+    </w:p>
+    <w:tbl>
+      <w:tblPr>
+        <w:tblW w:type="auto" w:w="0"/>
+        <w:jc w:val="center"/>
+        <w:tblLayout w:type="autofit"/>
+        <w:tblLook w:firstColumn="1" w:firstRow="1" w:lastColumn="0" w:lastRow="0" w:noHBand="0" w:noVBand="1" w:val="04A0"/>
+        <w:tblBorders>
+          <w:top w:val="single" w:sz="6" w:color="B7B7B7"/>
+          <w:left w:val="single" w:sz="6" w:color="B7B7B7"/>
+          <w:bottom w:val="single" w:sz="6" w:color="B7B7B7"/>
+          <w:right w:val="single" w:sz="6" w:color="B7B7B7"/>
+          <w:insideH w:val="single" w:sz="6" w:color="B7B7B7"/>
+          <w:insideV w:val="single" w:sz="6" w:color="B7B7B7"/>
+        </w:tblBorders>
+      </w:tblPr>
+      <w:tblGrid>
+        <w:gridCol w:w="1504"/>
+        <w:gridCol w:w="1504"/>
+        <w:gridCol w:w="1504"/>
+        <w:gridCol w:w="1504"/>
+        <w:gridCol w:w="1504"/>
+        <w:gridCol w:w="1504"/>
+      </w:tblGrid>
+      <w:tr>
+        <w:trPr>
+          <w:cantSplit/>
+          <w:tblHeader/>
+        </w:trPr>
+        <w:tc>
+          <w:tcPr>
+            <w:tcW w:type="dxa" w:w="1504"/>
+            <w:vAlign w:val="center"/>
+            <w:tcMar>
+              <w:top w:w="70" w:type="dxa"/>
+              <w:bottom w:w="70" w:type="dxa"/>
+              <w:left w:w="90" w:type="dxa"/>
+              <w:right w:w="90" w:type="dxa"/>
+            </w:tcMar>
+            <w:shd w:fill="D9D9D9"/>
+          </w:tcPr>
+          <w:p>
+            <w:pPr>
+              <w:spacing w:before="20" w:after="20" w:line="276" w:lineRule="auto"/>
+            </w:pPr>
+            <w:r>
+              <w:rPr>
+                <w:rFonts w:ascii="Times New Roman" w:hAnsi="Times New Roman" w:eastAsia="黑体"/>
+                <w:b/>
+                <w:color w:val="000000"/>
+                <w:sz w:val="18"/>
+              </w:rPr>
+              <w:t>测试端点与业务语义</w:t>
+            </w:r>
+          </w:p>
+        </w:tc>
+        <w:tc>
+          <w:tcPr>
+            <w:tcW w:type="dxa" w:w="1504"/>
+            <w:vAlign w:val="center"/>
+            <w:tcMar>
+              <w:top w:w="70" w:type="dxa"/>
+              <w:bottom w:w="70" w:type="dxa"/>
+              <w:left w:w="90" w:type="dxa"/>
+              <w:right w:w="90" w:type="dxa"/>
+            </w:tcMar>
+            <w:shd w:fill="D9D9D9"/>
+          </w:tcPr>
+          <w:p>
+            <w:pPr>
+              <w:spacing w:before="20" w:after="20" w:line="276" w:lineRule="auto"/>
+            </w:pPr>
+            <w:r>
+              <w:rPr>
+                <w:rFonts w:ascii="Times New Roman" w:hAnsi="Times New Roman" w:eastAsia="黑体"/>
+                <w:b/>
+                <w:color w:val="000000"/>
+                <w:sz w:val="18"/>
+              </w:rPr>
+              <w:t>总样本量</w:t>
+            </w:r>
+          </w:p>
+        </w:tc>
+        <w:tc>
+          <w:tcPr>
+            <w:tcW w:type="dxa" w:w="1504"/>
+            <w:vAlign w:val="center"/>
+            <w:tcMar>
+              <w:top w:w="70" w:type="dxa"/>
+              <w:bottom w:w="70" w:type="dxa"/>
+              <w:left w:w="90" w:type="dxa"/>
+              <w:right w:w="90" w:type="dxa"/>
+            </w:tcMar>
+            <w:shd w:fill="D9D9D9"/>
+          </w:tcPr>
+          <w:p>
+            <w:pPr>
+              <w:spacing w:before="20" w:after="20" w:line="276" w:lineRule="auto"/>
+            </w:pPr>
+            <w:r>
+              <w:rPr>
+                <w:rFonts w:ascii="Times New Roman" w:hAnsi="Times New Roman" w:eastAsia="黑体"/>
+                <w:b/>
+                <w:color w:val="000000"/>
+                <w:sz w:val="18"/>
+              </w:rPr>
+              <w:t>平均响应耗时</w:t>
+            </w:r>
+          </w:p>
+        </w:tc>
+        <w:tc>
+          <w:tcPr>
+            <w:tcW w:type="dxa" w:w="1504"/>
+            <w:vAlign w:val="center"/>
+            <w:tcMar>
+              <w:top w:w="70" w:type="dxa"/>
+              <w:bottom w:w="70" w:type="dxa"/>
+              <w:left w:w="90" w:type="dxa"/>
+              <w:right w:w="90" w:type="dxa"/>
+            </w:tcMar>
+            <w:shd w:fill="D9D9D9"/>
+          </w:tcPr>
+          <w:p>
+            <w:pPr>
+              <w:spacing w:before="20" w:after="20" w:line="276" w:lineRule="auto"/>
+            </w:pPr>
+            <w:r>
+              <w:rPr>
+                <w:rFonts w:ascii="Times New Roman" w:hAnsi="Times New Roman" w:eastAsia="黑体"/>
+                <w:b/>
+                <w:color w:val="000000"/>
+                <w:sz w:val="18"/>
+              </w:rPr>
+              <w:t>P95 响应延迟</w:t>
+            </w:r>
+          </w:p>
+        </w:tc>
+        <w:tc>
+          <w:tcPr>
+            <w:tcW w:type="dxa" w:w="1504"/>
+            <w:vAlign w:val="center"/>
+            <w:tcMar>
+              <w:top w:w="70" w:type="dxa"/>
+              <w:bottom w:w="70" w:type="dxa"/>
+              <w:left w:w="90" w:type="dxa"/>
+              <w:right w:w="90" w:type="dxa"/>
+            </w:tcMar>
+            <w:shd w:fill="D9D9D9"/>
+          </w:tcPr>
+          <w:p>
+            <w:pPr>
+              <w:spacing w:before="20" w:after="20" w:line="276" w:lineRule="auto"/>
+            </w:pPr>
+            <w:r>
+              <w:rPr>
+                <w:rFonts w:ascii="Times New Roman" w:hAnsi="Times New Roman" w:eastAsia="黑体"/>
+                <w:b/>
+                <w:color w:val="000000"/>
+                <w:sz w:val="18"/>
+              </w:rPr>
+              <w:t>错误请求数</w:t>
+            </w:r>
+          </w:p>
+        </w:tc>
+        <w:tc>
+          <w:tcPr>
+            <w:tcW w:type="dxa" w:w="1504"/>
+            <w:vAlign w:val="center"/>
+            <w:tcMar>
+              <w:top w:w="70" w:type="dxa"/>
+              <w:bottom w:w="70" w:type="dxa"/>
+              <w:left w:w="90" w:type="dxa"/>
+              <w:right w:w="90" w:type="dxa"/>
+            </w:tcMar>
+            <w:shd w:fill="D9D9D9"/>
+          </w:tcPr>
+          <w:p>
+            <w:pPr>
+              <w:spacing w:before="20" w:after="20" w:line="276" w:lineRule="auto"/>
+            </w:pPr>
+            <w:r>
+              <w:rPr>
+                <w:rFonts w:ascii="Times New Roman" w:hAnsi="Times New Roman" w:eastAsia="黑体"/>
+                <w:b/>
+                <w:color w:val="000000"/>
+                <w:sz w:val="18"/>
+              </w:rPr>
+              <w:t>吞吐量 (QPS)</w:t>
+            </w:r>
+          </w:p>
+        </w:tc>
+      </w:tr>
+      <w:tr>
+        <w:trPr>
+          <w:cantSplit/>
+        </w:trPr>
+        <w:tc>
+          <w:tcPr>
+            <w:tcW w:type="dxa" w:w="1504"/>
+            <w:vAlign w:val="center"/>
+            <w:tcMar>
+              <w:top w:w="70" w:type="dxa"/>
+              <w:bottom w:w="70" w:type="dxa"/>
+              <w:left w:w="90" w:type="dxa"/>
+              <w:right w:w="90" w:type="dxa"/>
+            </w:tcMar>
+          </w:tcPr>
+          <w:p>
+            <w:pPr>
+              <w:spacing w:before="20" w:after="20" w:line="276" w:lineRule="auto"/>
+            </w:pPr>
+            <w:r>
+              <w:rPr>
+                <w:rFonts w:ascii="Times New Roman" w:hAnsi="Times New Roman" w:eastAsia="宋体"/>
+                <w:b w:val="0"/>
+                <w:color w:val="000000"/>
+                <w:sz w:val="18"/>
+              </w:rPr>
+              <w:t>/health-records (双十万级健康档案分页检索)</w:t>
+            </w:r>
+          </w:p>
+        </w:tc>
+        <w:tc>
+          <w:tcPr>
+            <w:tcW w:type="dxa" w:w="1504"/>
+            <w:vAlign w:val="center"/>
+            <w:tcMar>
+              <w:top w:w="70" w:type="dxa"/>
+              <w:bottom w:w="70" w:type="dxa"/>
+              <w:left w:w="90" w:type="dxa"/>
+              <w:right w:w="90" w:type="dxa"/>
+            </w:tcMar>
+          </w:tcPr>
+          <w:p>
+            <w:pPr>
+              <w:spacing w:before="20" w:after="20" w:line="276" w:lineRule="auto"/>
+            </w:pPr>
+            <w:r>
+              <w:rPr>
+                <w:rFonts w:ascii="Times New Roman" w:hAnsi="Times New Roman" w:eastAsia="宋体"/>
+                <w:b w:val="0"/>
+                <w:color w:val="000000"/>
+                <w:sz w:val="18"/>
+              </w:rPr>
+              <w:t>662 次</w:t>
+            </w:r>
+          </w:p>
+        </w:tc>
+        <w:tc>
+          <w:tcPr>
+            <w:tcW w:type="dxa" w:w="1504"/>
+            <w:vAlign w:val="center"/>
+            <w:tcMar>
+              <w:top w:w="70" w:type="dxa"/>
+              <w:bottom w:w="70" w:type="dxa"/>
+              <w:left w:w="90" w:type="dxa"/>
+              <w:right w:w="90" w:type="dxa"/>
+            </w:tcMar>
+          </w:tcPr>
+          <w:p>
+            <w:pPr>
+              <w:spacing w:before="20" w:after="20" w:line="276" w:lineRule="auto"/>
+            </w:pPr>
+            <w:r>
+              <w:rPr>
+                <w:rFonts w:ascii="Times New Roman" w:hAnsi="Times New Roman" w:eastAsia="宋体"/>
+                <w:b w:val="0"/>
+                <w:color w:val="000000"/>
+                <w:sz w:val="18"/>
+              </w:rPr>
+              <w:t>207.61 ms</w:t>
+            </w:r>
+          </w:p>
+        </w:tc>
+        <w:tc>
+          <w:tcPr>
+            <w:tcW w:type="dxa" w:w="1504"/>
+            <w:vAlign w:val="center"/>
+            <w:tcMar>
+              <w:top w:w="70" w:type="dxa"/>
+              <w:bottom w:w="70" w:type="dxa"/>
+              <w:left w:w="90" w:type="dxa"/>
+              <w:right w:w="90" w:type="dxa"/>
+            </w:tcMar>
+          </w:tcPr>
+          <w:p>
+            <w:pPr>
+              <w:spacing w:before="20" w:after="20" w:line="276" w:lineRule="auto"/>
+            </w:pPr>
+            <w:r>
+              <w:rPr>
+                <w:rFonts w:ascii="Times New Roman" w:hAnsi="Times New Roman" w:eastAsia="宋体"/>
+                <w:b w:val="0"/>
+                <w:color w:val="000000"/>
+                <w:sz w:val="18"/>
+              </w:rPr>
+              <w:t>363.27 ms</w:t>
+            </w:r>
+          </w:p>
+        </w:tc>
+        <w:tc>
+          <w:tcPr>
+            <w:tcW w:type="dxa" w:w="1504"/>
+            <w:vAlign w:val="center"/>
+            <w:tcMar>
+              <w:top w:w="70" w:type="dxa"/>
+              <w:bottom w:w="70" w:type="dxa"/>
+              <w:left w:w="90" w:type="dxa"/>
+              <w:right w:w="90" w:type="dxa"/>
+            </w:tcMar>
+          </w:tcPr>
+          <w:p>
+            <w:pPr>
+              <w:spacing w:before="20" w:after="20" w:line="276" w:lineRule="auto"/>
+            </w:pPr>
+            <w:r>
+              <w:rPr>
+                <w:rFonts w:ascii="Times New Roman" w:hAnsi="Times New Roman" w:eastAsia="宋体"/>
+                <w:b w:val="0"/>
+                <w:color w:val="000000"/>
+                <w:sz w:val="18"/>
+              </w:rPr>
+              <w:t>0 次 (0.0%)</w:t>
+            </w:r>
+          </w:p>
+        </w:tc>
+        <w:tc>
+          <w:tcPr>
+            <w:tcW w:type="dxa" w:w="1504"/>
+            <w:vAlign w:val="center"/>
+            <w:tcMar>
+              <w:top w:w="70" w:type="dxa"/>
+              <w:bottom w:w="70" w:type="dxa"/>
+              <w:left w:w="90" w:type="dxa"/>
+              <w:right w:w="90" w:type="dxa"/>
+            </w:tcMar>
+          </w:tcPr>
+          <w:p>
+            <w:pPr>
+              <w:spacing w:before="20" w:after="20" w:line="276" w:lineRule="auto"/>
+            </w:pPr>
+            <w:r>
+              <w:rPr>
+                <w:rFonts w:ascii="Times New Roman" w:hAnsi="Times New Roman" w:eastAsia="宋体"/>
+                <w:b w:val="0"/>
+                <w:color w:val="000000"/>
+                <w:sz w:val="18"/>
+              </w:rPr>
+              <w:t>11.03 req/s</w:t>
+            </w:r>
+          </w:p>
+        </w:tc>
+      </w:tr>
+      <w:tr>
+        <w:trPr>
+          <w:cantSplit/>
+        </w:trPr>
+        <w:tc>
+          <w:tcPr>
+            <w:tcW w:type="dxa" w:w="1504"/>
+            <w:vAlign w:val="center"/>
+            <w:tcMar>
+              <w:top w:w="70" w:type="dxa"/>
+              <w:bottom w:w="70" w:type="dxa"/>
+              <w:left w:w="90" w:type="dxa"/>
+              <w:right w:w="90" w:type="dxa"/>
+            </w:tcMar>
+            <w:shd w:fill="F7F7F7"/>
+          </w:tcPr>
+          <w:p>
+            <w:pPr>
+              <w:spacing w:before="20" w:after="20" w:line="276" w:lineRule="auto"/>
+            </w:pPr>
+            <w:r>
+              <w:rPr>
+                <w:rFonts w:ascii="Times New Roman" w:hAnsi="Times New Roman" w:eastAsia="宋体"/>
+                <w:b w:val="0"/>
+                <w:color w:val="000000"/>
+                <w:sz w:val="18"/>
+              </w:rPr>
+              <w:t>/statistics/health (多维体检异常指标聚合统计)</w:t>
+            </w:r>
+          </w:p>
+        </w:tc>
+        <w:tc>
+          <w:tcPr>
+            <w:tcW w:type="dxa" w:w="1504"/>
+            <w:vAlign w:val="center"/>
+            <w:tcMar>
+              <w:top w:w="70" w:type="dxa"/>
+              <w:bottom w:w="70" w:type="dxa"/>
+              <w:left w:w="90" w:type="dxa"/>
+              <w:right w:w="90" w:type="dxa"/>
+            </w:tcMar>
+            <w:shd w:fill="F7F7F7"/>
+          </w:tcPr>
+          <w:p>
+            <w:pPr>
+              <w:spacing w:before="20" w:after="20" w:line="276" w:lineRule="auto"/>
+            </w:pPr>
+            <w:r>
+              <w:rPr>
+                <w:rFonts w:ascii="Times New Roman" w:hAnsi="Times New Roman" w:eastAsia="宋体"/>
+                <w:b w:val="0"/>
+                <w:color w:val="000000"/>
+                <w:sz w:val="18"/>
+              </w:rPr>
+              <w:t>665 次</w:t>
+            </w:r>
+          </w:p>
+        </w:tc>
+        <w:tc>
+          <w:tcPr>
+            <w:tcW w:type="dxa" w:w="1504"/>
+            <w:vAlign w:val="center"/>
+            <w:tcMar>
+              <w:top w:w="70" w:type="dxa"/>
+              <w:bottom w:w="70" w:type="dxa"/>
+              <w:left w:w="90" w:type="dxa"/>
+              <w:right w:w="90" w:type="dxa"/>
+            </w:tcMar>
+            <w:shd w:fill="F7F7F7"/>
+          </w:tcPr>
+          <w:p>
+            <w:pPr>
+              <w:spacing w:before="20" w:after="20" w:line="276" w:lineRule="auto"/>
+            </w:pPr>
+            <w:r>
+              <w:rPr>
+                <w:rFonts w:ascii="Times New Roman" w:hAnsi="Times New Roman" w:eastAsia="宋体"/>
+                <w:b w:val="0"/>
+                <w:color w:val="000000"/>
+                <w:sz w:val="18"/>
+              </w:rPr>
+              <w:t>238.00 ms</w:t>
+            </w:r>
+          </w:p>
+        </w:tc>
+        <w:tc>
+          <w:tcPr>
+            <w:tcW w:type="dxa" w:w="1504"/>
+            <w:vAlign w:val="center"/>
+            <w:tcMar>
+              <w:top w:w="70" w:type="dxa"/>
+              <w:bottom w:w="70" w:type="dxa"/>
+              <w:left w:w="90" w:type="dxa"/>
+              <w:right w:w="90" w:type="dxa"/>
+            </w:tcMar>
+            <w:shd w:fill="F7F7F7"/>
+          </w:tcPr>
+          <w:p>
+            <w:pPr>
+              <w:spacing w:before="20" w:after="20" w:line="276" w:lineRule="auto"/>
+            </w:pPr>
+            <w:r>
+              <w:rPr>
+                <w:rFonts w:ascii="Times New Roman" w:hAnsi="Times New Roman" w:eastAsia="宋体"/>
+                <w:b w:val="0"/>
+                <w:color w:val="000000"/>
+                <w:sz w:val="18"/>
+              </w:rPr>
+              <w:t>386.37 ms</w:t>
+            </w:r>
+          </w:p>
+        </w:tc>
+        <w:tc>
+          <w:tcPr>
+            <w:tcW w:type="dxa" w:w="1504"/>
+            <w:vAlign w:val="center"/>
+            <w:tcMar>
+              <w:top w:w="70" w:type="dxa"/>
+              <w:bottom w:w="70" w:type="dxa"/>
+              <w:left w:w="90" w:type="dxa"/>
+              <w:right w:w="90" w:type="dxa"/>
+            </w:tcMar>
+            <w:shd w:fill="F7F7F7"/>
+          </w:tcPr>
+          <w:p>
+            <w:pPr>
+              <w:spacing w:before="20" w:after="20" w:line="276" w:lineRule="auto"/>
+            </w:pPr>
+            <w:r>
+              <w:rPr>
+                <w:rFonts w:ascii="Times New Roman" w:hAnsi="Times New Roman" w:eastAsia="宋体"/>
+                <w:b w:val="0"/>
+                <w:color w:val="000000"/>
+                <w:sz w:val="18"/>
+              </w:rPr>
+              <w:t>0 次 (0.0%)</w:t>
+            </w:r>
+          </w:p>
+        </w:tc>
+        <w:tc>
+          <w:tcPr>
+            <w:tcW w:type="dxa" w:w="1504"/>
+            <w:vAlign w:val="center"/>
+            <w:tcMar>
+              <w:top w:w="70" w:type="dxa"/>
+              <w:bottom w:w="70" w:type="dxa"/>
+              <w:left w:w="90" w:type="dxa"/>
+              <w:right w:w="90" w:type="dxa"/>
+            </w:tcMar>
+            <w:shd w:fill="F7F7F7"/>
+          </w:tcPr>
+          <w:p>
+            <w:pPr>
+              <w:spacing w:before="20" w:after="20" w:line="276" w:lineRule="auto"/>
+            </w:pPr>
+            <w:r>
+              <w:rPr>
+                <w:rFonts w:ascii="Times New Roman" w:hAnsi="Times New Roman" w:eastAsia="宋体"/>
+                <w:b w:val="0"/>
+                <w:color w:val="000000"/>
+                <w:sz w:val="18"/>
+              </w:rPr>
+              <w:t>11.08 req/s</w:t>
+            </w:r>
+          </w:p>
+        </w:tc>
+      </w:tr>
+      <w:tr>
+        <w:trPr>
+          <w:cantSplit/>
+        </w:trPr>
+        <w:tc>
+          <w:tcPr>
+            <w:tcW w:type="dxa" w:w="1504"/>
+            <w:vAlign w:val="center"/>
+            <w:tcMar>
+              <w:top w:w="70" w:type="dxa"/>
+              <w:bottom w:w="70" w:type="dxa"/>
+              <w:left w:w="90" w:type="dxa"/>
+              <w:right w:w="90" w:type="dxa"/>
+            </w:tcMar>
+          </w:tcPr>
+          <w:p>
+            <w:pPr>
+              <w:spacing w:before="20" w:after="20" w:line="276" w:lineRule="auto"/>
+            </w:pPr>
+            <w:r>
+              <w:rPr>
+                <w:rFonts w:ascii="Times New Roman" w:hAnsi="Times New Roman" w:eastAsia="宋体"/>
+                <w:b w:val="0"/>
+                <w:color w:val="000000"/>
+                <w:sz w:val="18"/>
+              </w:rPr>
+              <w:t>/dashboard (全机构综合运营决策跨表大盘)</w:t>
+            </w:r>
+          </w:p>
+        </w:tc>
+        <w:tc>
+          <w:tcPr>
+            <w:tcW w:type="dxa" w:w="1504"/>
+            <w:vAlign w:val="center"/>
+            <w:tcMar>
+              <w:top w:w="70" w:type="dxa"/>
+              <w:bottom w:w="70" w:type="dxa"/>
+              <w:left w:w="90" w:type="dxa"/>
+              <w:right w:w="90" w:type="dxa"/>
+            </w:tcMar>
+          </w:tcPr>
+          <w:p>
+            <w:pPr>
+              <w:spacing w:before="20" w:after="20" w:line="276" w:lineRule="auto"/>
+            </w:pPr>
+            <w:r>
+              <w:rPr>
+                <w:rFonts w:ascii="Times New Roman" w:hAnsi="Times New Roman" w:eastAsia="宋体"/>
+                <w:b w:val="0"/>
+                <w:color w:val="000000"/>
+                <w:sz w:val="18"/>
+              </w:rPr>
+              <w:t>670 次</w:t>
+            </w:r>
+          </w:p>
+        </w:tc>
+        <w:tc>
+          <w:tcPr>
+            <w:tcW w:type="dxa" w:w="1504"/>
+            <w:vAlign w:val="center"/>
+            <w:tcMar>
+              <w:top w:w="70" w:type="dxa"/>
+              <w:bottom w:w="70" w:type="dxa"/>
+              <w:left w:w="90" w:type="dxa"/>
+              <w:right w:w="90" w:type="dxa"/>
+            </w:tcMar>
+          </w:tcPr>
+          <w:p>
+            <w:pPr>
+              <w:spacing w:before="20" w:after="20" w:line="276" w:lineRule="auto"/>
+            </w:pPr>
+            <w:r>
+              <w:rPr>
+                <w:rFonts w:ascii="Times New Roman" w:hAnsi="Times New Roman" w:eastAsia="宋体"/>
+                <w:b w:val="0"/>
+                <w:color w:val="000000"/>
+                <w:sz w:val="18"/>
+              </w:rPr>
+              <w:t>806.21 ms</w:t>
+            </w:r>
+          </w:p>
+        </w:tc>
+        <w:tc>
+          <w:tcPr>
+            <w:tcW w:type="dxa" w:w="1504"/>
+            <w:vAlign w:val="center"/>
+            <w:tcMar>
+              <w:top w:w="70" w:type="dxa"/>
+              <w:bottom w:w="70" w:type="dxa"/>
+              <w:left w:w="90" w:type="dxa"/>
+              <w:right w:w="90" w:type="dxa"/>
+            </w:tcMar>
+          </w:tcPr>
+          <w:p>
+            <w:pPr>
+              <w:spacing w:before="20" w:after="20" w:line="276" w:lineRule="auto"/>
+            </w:pPr>
+            <w:r>
+              <w:rPr>
+                <w:rFonts w:ascii="Times New Roman" w:hAnsi="Times New Roman" w:eastAsia="宋体"/>
+                <w:b w:val="0"/>
+                <w:color w:val="000000"/>
+                <w:sz w:val="18"/>
+              </w:rPr>
+              <w:t>1104.80 ms</w:t>
+            </w:r>
+          </w:p>
+        </w:tc>
+        <w:tc>
+          <w:tcPr>
+            <w:tcW w:type="dxa" w:w="1504"/>
+            <w:vAlign w:val="center"/>
+            <w:tcMar>
+              <w:top w:w="70" w:type="dxa"/>
+              <w:bottom w:w="70" w:type="dxa"/>
+              <w:left w:w="90" w:type="dxa"/>
+              <w:right w:w="90" w:type="dxa"/>
+            </w:tcMar>
+          </w:tcPr>
+          <w:p>
+            <w:pPr>
+              <w:spacing w:before="20" w:after="20" w:line="276" w:lineRule="auto"/>
+            </w:pPr>
+            <w:r>
+              <w:rPr>
+                <w:rFonts w:ascii="Times New Roman" w:hAnsi="Times New Roman" w:eastAsia="宋体"/>
+                <w:b w:val="0"/>
+                <w:color w:val="000000"/>
+                <w:sz w:val="18"/>
+              </w:rPr>
+              <w:t>0 次 (0.0%)</w:t>
+            </w:r>
+          </w:p>
+        </w:tc>
+        <w:tc>
+          <w:tcPr>
+            <w:tcW w:type="dxa" w:w="1504"/>
+            <w:vAlign w:val="center"/>
+            <w:tcMar>
+              <w:top w:w="70" w:type="dxa"/>
+              <w:bottom w:w="70" w:type="dxa"/>
+              <w:left w:w="90" w:type="dxa"/>
+              <w:right w:w="90" w:type="dxa"/>
+            </w:tcMar>
+          </w:tcPr>
+          <w:p>
+            <w:pPr>
+              <w:spacing w:before="20" w:after="20" w:line="276" w:lineRule="auto"/>
+            </w:pPr>
+            <w:r>
+              <w:rPr>
+                <w:rFonts w:ascii="Times New Roman" w:hAnsi="Times New Roman" w:eastAsia="宋体"/>
+                <w:b w:val="0"/>
+                <w:color w:val="000000"/>
+                <w:sz w:val="18"/>
+              </w:rPr>
+              <w:t>11.16 req/s</w:t>
+            </w:r>
+          </w:p>
+        </w:tc>
+      </w:tr>
+      <w:tr>
+        <w:trPr>
+          <w:cantSplit/>
+        </w:trPr>
+        <w:tc>
+          <w:tcPr>
+            <w:tcW w:type="dxa" w:w="1504"/>
+            <w:vAlign w:val="center"/>
+            <w:tcMar>
+              <w:top w:w="70" w:type="dxa"/>
+              <w:bottom w:w="70" w:type="dxa"/>
+              <w:left w:w="90" w:type="dxa"/>
+              <w:right w:w="90" w:type="dxa"/>
+            </w:tcMar>
+            <w:shd w:fill="F7F7F7"/>
+          </w:tcPr>
+          <w:p>
+            <w:pPr>
+              <w:spacing w:before="20" w:after="20" w:line="276" w:lineRule="auto"/>
+            </w:pPr>
+            <w:r>
+              <w:rPr>
+                <w:rFonts w:ascii="Times New Roman" w:hAnsi="Times New Roman" w:eastAsia="宋体"/>
+                <w:b w:val="0"/>
+                <w:color w:val="000000"/>
+                <w:sz w:val="18"/>
+              </w:rPr>
+              <w:t>/devices/distribution (海量穿戴设备分布与状态)</w:t>
+            </w:r>
+          </w:p>
+        </w:tc>
+        <w:tc>
+          <w:tcPr>
+            <w:tcW w:type="dxa" w:w="1504"/>
+            <w:vAlign w:val="center"/>
+            <w:tcMar>
+              <w:top w:w="70" w:type="dxa"/>
+              <w:bottom w:w="70" w:type="dxa"/>
+              <w:left w:w="90" w:type="dxa"/>
+              <w:right w:w="90" w:type="dxa"/>
+            </w:tcMar>
+            <w:shd w:fill="F7F7F7"/>
+          </w:tcPr>
+          <w:p>
+            <w:pPr>
+              <w:spacing w:before="20" w:after="20" w:line="276" w:lineRule="auto"/>
+            </w:pPr>
+            <w:r>
+              <w:rPr>
+                <w:rFonts w:ascii="Times New Roman" w:hAnsi="Times New Roman" w:eastAsia="宋体"/>
+                <w:b w:val="0"/>
+                <w:color w:val="000000"/>
+                <w:sz w:val="18"/>
+              </w:rPr>
+              <w:t>667 次</w:t>
+            </w:r>
+          </w:p>
+        </w:tc>
+        <w:tc>
+          <w:tcPr>
+            <w:tcW w:type="dxa" w:w="1504"/>
+            <w:vAlign w:val="center"/>
+            <w:tcMar>
+              <w:top w:w="70" w:type="dxa"/>
+              <w:bottom w:w="70" w:type="dxa"/>
+              <w:left w:w="90" w:type="dxa"/>
+              <w:right w:w="90" w:type="dxa"/>
+            </w:tcMar>
+            <w:shd w:fill="F7F7F7"/>
+          </w:tcPr>
+          <w:p>
+            <w:pPr>
+              <w:spacing w:before="20" w:after="20" w:line="276" w:lineRule="auto"/>
+            </w:pPr>
+            <w:r>
+              <w:rPr>
+                <w:rFonts w:ascii="Times New Roman" w:hAnsi="Times New Roman" w:eastAsia="宋体"/>
+                <w:b w:val="0"/>
+                <w:color w:val="000000"/>
+                <w:sz w:val="18"/>
+              </w:rPr>
+              <w:t>550.53 ms</w:t>
+            </w:r>
+          </w:p>
+        </w:tc>
+        <w:tc>
+          <w:tcPr>
+            <w:tcW w:type="dxa" w:w="1504"/>
+            <w:vAlign w:val="center"/>
+            <w:tcMar>
+              <w:top w:w="70" w:type="dxa"/>
+              <w:bottom w:w="70" w:type="dxa"/>
+              <w:left w:w="90" w:type="dxa"/>
+              <w:right w:w="90" w:type="dxa"/>
+            </w:tcMar>
+            <w:shd w:fill="F7F7F7"/>
+          </w:tcPr>
+          <w:p>
+            <w:pPr>
+              <w:spacing w:before="20" w:after="20" w:line="276" w:lineRule="auto"/>
+            </w:pPr>
+            <w:r>
+              <w:rPr>
+                <w:rFonts w:ascii="Times New Roman" w:hAnsi="Times New Roman" w:eastAsia="宋体"/>
+                <w:b w:val="0"/>
+                <w:color w:val="000000"/>
+                <w:sz w:val="18"/>
+              </w:rPr>
+              <w:t>744.57 ms</w:t>
+            </w:r>
+          </w:p>
+        </w:tc>
+        <w:tc>
+          <w:tcPr>
+            <w:tcW w:type="dxa" w:w="1504"/>
+            <w:vAlign w:val="center"/>
+            <w:tcMar>
+              <w:top w:w="70" w:type="dxa"/>
+              <w:bottom w:w="70" w:type="dxa"/>
+              <w:left w:w="90" w:type="dxa"/>
+              <w:right w:w="90" w:type="dxa"/>
+            </w:tcMar>
+            <w:shd w:fill="F7F7F7"/>
+          </w:tcPr>
+          <w:p>
+            <w:pPr>
+              <w:spacing w:before="20" w:after="20" w:line="276" w:lineRule="auto"/>
+            </w:pPr>
+            <w:r>
+              <w:rPr>
+                <w:rFonts w:ascii="Times New Roman" w:hAnsi="Times New Roman" w:eastAsia="宋体"/>
+                <w:b w:val="0"/>
+                <w:color w:val="000000"/>
+                <w:sz w:val="18"/>
+              </w:rPr>
+              <w:t>0 次 (0.0%)</w:t>
+            </w:r>
+          </w:p>
+        </w:tc>
+        <w:tc>
+          <w:tcPr>
+            <w:tcW w:type="dxa" w:w="1504"/>
+            <w:vAlign w:val="center"/>
+            <w:tcMar>
+              <w:top w:w="70" w:type="dxa"/>
+              <w:bottom w:w="70" w:type="dxa"/>
+              <w:left w:w="90" w:type="dxa"/>
+              <w:right w:w="90" w:type="dxa"/>
+            </w:tcMar>
+            <w:shd w:fill="F7F7F7"/>
+          </w:tcPr>
+          <w:p>
+            <w:pPr>
+              <w:spacing w:before="20" w:after="20" w:line="276" w:lineRule="auto"/>
+            </w:pPr>
+            <w:r>
+              <w:rPr>
+                <w:rFonts w:ascii="Times New Roman" w:hAnsi="Times New Roman" w:eastAsia="宋体"/>
+                <w:b w:val="0"/>
+                <w:color w:val="000000"/>
+                <w:sz w:val="18"/>
+              </w:rPr>
+              <w:t>11.11 req/s</w:t>
+            </w:r>
+          </w:p>
+        </w:tc>
+      </w:tr>
+    </w:tbl>
+    <w:p>
+      <w:pPr>
+        <w:spacing w:after="0" w:line="324" w:lineRule="auto"/>
+        <w:snapToGrid w:val="0"/>
+      </w:pPr>
+      <w:r>
+        <w:rPr>
+          <w:rFonts w:ascii="Times New Roman" w:hAnsi="Times New Roman" w:eastAsia="宋体"/>
+          <w:color w:val="000000"/>
+          <w:sz w:val="4"/>
+        </w:rPr>
+      </w:r>
+    </w:p>
+    <w:p>
+      <w:pPr>
+        <w:pStyle w:val="Heading1"/>
+        <w:spacing w:after="140" w:line="324" w:lineRule="auto" w:before="160"/>
+        <w:keepNext/>
+        <w:snapToGrid w:val="0"/>
+      </w:pPr>
+      <w:r>
+        <w:rPr>
+          <w:rFonts w:ascii="Times New Roman" w:hAnsi="Times New Roman" w:eastAsia="黑体"/>
+          <w:b/>
+          <w:color w:val="000000"/>
+          <w:sz w:val="32"/>
+        </w:rPr>
+        <w:t>6 测试结论与系统发布准出意见</w:t>
+      </w:r>
+    </w:p>
+    <w:p>
+      <w:pPr>
+        <w:spacing w:after="120" w:line="324" w:lineRule="auto"/>
+        <w:snapToGrid w:val="0"/>
+      </w:pPr>
+      <w:r>
+        <w:rPr>
+          <w:rFonts w:ascii="Times New Roman" w:hAnsi="Times New Roman" w:eastAsia="宋体"/>
+          <w:color w:val="000000"/>
+          <w:sz w:val="21"/>
+        </w:rPr>
+        <w:t>经过全流程测试检验，系统 28 项自动化单元与集成测试全通；16 项业务接口冒烟无异常；双十万级高并发负载下 2,664 次请求 0 错误，四核心端点 P95 响应时间均在 1.15 秒以内，大幅优于 2.0 秒的准出要求。系统设计规范、数据完整性约束严密，达到交付与结项准出标准。</w:t>
       </w:r>
     </w:p>
     <w:sectPr>
